--- a/Cloud_PPT/Presentation.docx
+++ b/Cloud_PPT/Presentation.docx
@@ -6,7 +6,7 @@
       <w:pPr>
         <w:pStyle w:val="Normal"/>
       </w:pPr>
-      <w:hyperlink w:anchor="dt-heading-how-does-cloud-gaming-work" r:id="R4b44ca6ddd724692">
+      <w:hyperlink w:anchor="dt-heading-how-does-cloud-gaming-work" r:id="R95bbc88939304f0d">
         <w:r>
           <w:rPr>
             <w:rStyle w:val="Hyperlink"/>
@@ -20,7 +20,7 @@
           <w:br/>
         </w:r>
       </w:hyperlink>
-      <w:hyperlink r:id="R70c0cc8277d04cca">
+      <w:hyperlink r:id="Rd450c91bb0104979">
         <w:r>
           <w:rPr>
             <w:rStyle w:val="Hyperlink"/>
@@ -34,7 +34,7 @@
           <w:br/>
         </w:r>
       </w:hyperlink>
-      <w:hyperlink r:id="R2e6645e899134260">
+      <w:hyperlink r:id="R7e04ba1d5c304e7f">
         <w:r>
           <w:rPr>
             <w:rStyle w:val="Hyperlink"/>
@@ -1586,7 +1586,7 @@
       </w:r>
       <w:r>
         <w:drawing>
-          <wp:inline wp14:editId="7F48B332" wp14:anchorId="533A30D2">
+          <wp:inline wp14:editId="306A8FE3" wp14:anchorId="533A30D2">
             <wp:extent cx="4123790" cy="2352675"/>
             <wp:effectExtent l="0" t="0" r="0" b="0"/>
             <wp:docPr id="2062240358" name="" title=""/>
@@ -1601,7 +1601,7 @@
                     <pic:cNvPicPr/>
                   </pic:nvPicPr>
                   <pic:blipFill>
-                    <a:blip r:embed="R45223fad864243c7">
+                    <a:blip r:embed="Rce8bb598b0ee4665">
                       <a:extLst>
                         <a:ext xmlns:a="http://schemas.openxmlformats.org/drawingml/2006/main" uri="{28A0092B-C50C-407E-A947-70E740481C1C}">
                           <a14:useLocalDpi val="0"/>
@@ -4042,6 +4042,41 @@
       <w:pPr>
         <w:pStyle w:val="Normal"/>
         <w:rPr>
+          <w:rFonts w:ascii="Aptos" w:hAnsi="Aptos" w:eastAsia="Aptos" w:cs="Aptos"/>
+          <w:noProof w:val="0"/>
+          <w:sz w:val="24"/>
+          <w:szCs w:val="24"/>
+          <w:lang w:val="en-US"/>
+        </w:rPr>
+      </w:pPr>
+      <w:hyperlink w:anchor="gamelift-build-cli-uploading" r:id="Raa2f284d5e2f4899">
+        <w:r>
+          <w:rPr>
+            <w:rStyle w:val="Hyperlink"/>
+            <w:rFonts w:ascii="Aptos" w:hAnsi="Aptos" w:eastAsia="Aptos" w:cs="Aptos"/>
+            <w:noProof w:val="0"/>
+            <w:sz w:val="24"/>
+            <w:szCs w:val="24"/>
+            <w:lang w:val="en-US"/>
+          </w:rPr>
+          <w:t>Amazon GameLift - Developer Guide</w:t>
+        </w:r>
+      </w:hyperlink>
+    </w:p>
+    <w:p>
+      <w:pPr>
+        <w:pStyle w:val="Normal"/>
+        <w:rPr>
+          <w:b w:val="0"/>
+          <w:bCs w:val="0"/>
+          <w:u w:val="none"/>
+        </w:rPr>
+      </w:pPr>
+    </w:p>
+    <w:p>
+      <w:pPr>
+        <w:pStyle w:val="Normal"/>
+        <w:rPr>
           <w:b w:val="0"/>
           <w:bCs w:val="0"/>
           <w:u w:val="none"/>
@@ -4984,7 +5019,7 @@
       <w:pPr>
         <w:pStyle w:val="Normal"/>
       </w:pPr>
-      <w:hyperlink r:id="R7f283a9acd5a4be9">
+      <w:hyperlink r:id="R0ad37cfaf9674b46">
         <w:r>
           <w:rPr>
             <w:rStyle w:val="Hyperlink"/>
@@ -5002,7 +5037,7 @@
       <w:pPr>
         <w:pStyle w:val="Normal"/>
       </w:pPr>
-      <w:hyperlink r:id="R5767ca4cb8874971">
+      <w:hyperlink r:id="Re85352a1d1864e7a">
         <w:r>
           <w:rPr>
             <w:rStyle w:val="Hyperlink"/>
@@ -5052,7 +5087,7 @@
           <w:lang w:val="en-US"/>
         </w:rPr>
       </w:pPr>
-      <w:hyperlink r:id="R2bc3c828c7f84703">
+      <w:hyperlink r:id="R3771392825614d5a">
         <w:r>
           <w:rPr>
             <w:rStyle w:val="Hyperlink"/>
@@ -5274,7 +5309,7 @@
       </w:pPr>
       <w:r>
         <w:drawing>
-          <wp:inline wp14:editId="17A01C45" wp14:anchorId="3D99089A">
+          <wp:inline wp14:editId="4F7E20BC" wp14:anchorId="3D99089A">
             <wp:extent cx="4497544" cy="2126242"/>
             <wp:effectExtent l="0" t="0" r="0" b="0"/>
             <wp:docPr id="423061458" name="" title=""/>
@@ -5289,7 +5324,7 @@
                     <pic:cNvPicPr/>
                   </pic:nvPicPr>
                   <pic:blipFill>
-                    <a:blip r:embed="R8f51debc279a4427">
+                    <a:blip r:embed="R884e837b1be64413">
                       <a:extLst>
                         <a:ext xmlns:a="http://schemas.openxmlformats.org/drawingml/2006/main" uri="{28A0092B-C50C-407E-A947-70E740481C1C}">
                           <a14:useLocalDpi val="0"/>

--- a/Cloud_PPT/Presentation.docx
+++ b/Cloud_PPT/Presentation.docx
@@ -4,65 +4,11 @@
   <w:body>
     <w:p>
       <w:pPr>
-        <w:pStyle w:val="Normal"/>
-      </w:pPr>
-      <w:hyperlink w:anchor="dt-heading-how-does-cloud-gaming-work" r:id="R95bbc88939304f0d">
-        <w:r>
-          <w:rPr>
-            <w:rStyle w:val="Hyperlink"/>
-          </w:rPr>
-          <w:t>https://www.digitaltrends.com/gaming/what-is-cloud-gaming-explained/#dt-heading-how-does-cloud-gaming-work</w:t>
-        </w:r>
-        <w:r>
-          <w:br/>
-        </w:r>
-        <w:r>
-          <w:br/>
-        </w:r>
-      </w:hyperlink>
-      <w:hyperlink r:id="Rd450c91bb0104979">
-        <w:r>
-          <w:rPr>
-            <w:rStyle w:val="Hyperlink"/>
-          </w:rPr>
-          <w:t>https://www.digitaltrends.com/gaming/i-used-cloud-gaming-for-a-month-shadow-stadia-geforce-now/</w:t>
-        </w:r>
-        <w:r>
-          <w:br/>
-        </w:r>
-        <w:r>
-          <w:br/>
-        </w:r>
-      </w:hyperlink>
-      <w:hyperlink r:id="R7e04ba1d5c304e7f">
-        <w:r>
-          <w:rPr>
-            <w:rStyle w:val="Hyperlink"/>
-          </w:rPr>
-          <w:t>https://www.tomsguide.com/best-picks/best-cloud-gaming-services</w:t>
-        </w:r>
-      </w:hyperlink>
-    </w:p>
-    <w:p>
-      <w:pPr>
-        <w:pStyle w:val="Normal"/>
-        <w:spacing w:before="0" w:beforeAutospacing="off" w:after="0" w:afterAutospacing="off"/>
-        <w:rPr>
-          <w:rFonts w:ascii="Segoe UI" w:hAnsi="Segoe UI" w:eastAsia="Segoe UI" w:cs="Segoe UI"/>
-          <w:noProof w:val="0"/>
-          <w:sz w:val="21"/>
-          <w:szCs w:val="21"/>
-          <w:lang w:val="en-US"/>
-        </w:rPr>
-      </w:pPr>
-      <w:r>
-        <w:br/>
-      </w:r>
-    </w:p>
-    <w:p>
-      <w:pPr>
         <w:spacing w:before="210" w:beforeAutospacing="off" w:after="210" w:afterAutospacing="off"/>
       </w:pPr>
+      <w:r>
+        <w:br/>
+      </w:r>
       <w:r>
         <w:rPr>
           <w:rFonts w:ascii="Segoe UI" w:hAnsi="Segoe UI" w:eastAsia="Segoe UI" w:cs="Segoe UI"/>
@@ -100,7 +46,59 @@
           <w:szCs w:val="21"/>
           <w:lang w:val="en-US"/>
         </w:rPr>
-        <w:t>Virtualization</w:t>
+        <w:t>Vir</w:t>
+      </w:r>
+      <w:r>
+        <w:rPr>
+          <w:rFonts w:ascii="Segoe UI" w:hAnsi="Segoe UI" w:eastAsia="Segoe UI" w:cs="Segoe UI"/>
+          <w:b w:val="0"/>
+          <w:bCs w:val="0"/>
+          <w:strike w:val="1"/>
+          <w:noProof w:val="0"/>
+          <w:sz w:val="21"/>
+          <w:szCs w:val="21"/>
+          <w:lang w:val="en-US"/>
+        </w:rPr>
+        <w:t>tual</w:t>
+      </w:r>
+      <w:r>
+        <w:rPr>
+          <w:rFonts w:ascii="Segoe UI" w:hAnsi="Segoe UI" w:eastAsia="Segoe UI" w:cs="Segoe UI"/>
+          <w:b w:val="0"/>
+          <w:bCs w:val="0"/>
+          <w:i w:val="1"/>
+          <w:iCs w:val="1"/>
+          <w:strike w:val="1"/>
+          <w:noProof w:val="0"/>
+          <w:sz w:val="21"/>
+          <w:szCs w:val="21"/>
+          <w:lang w:val="en-US"/>
+        </w:rPr>
+        <w:t>iza</w:t>
+      </w:r>
+      <w:r>
+        <w:rPr>
+          <w:rFonts w:ascii="Segoe UI" w:hAnsi="Segoe UI" w:eastAsia="Segoe UI" w:cs="Segoe UI"/>
+          <w:b w:val="0"/>
+          <w:bCs w:val="0"/>
+          <w:strike w:val="1"/>
+          <w:noProof w:val="0"/>
+          <w:sz w:val="21"/>
+          <w:szCs w:val="21"/>
+          <w:lang w:val="en-US"/>
+        </w:rPr>
+        <w:t>t</w:t>
+      </w:r>
+      <w:r>
+        <w:rPr>
+          <w:rFonts w:ascii="Segoe UI" w:hAnsi="Segoe UI" w:eastAsia="Segoe UI" w:cs="Segoe UI"/>
+          <w:strike w:val="1"/>
+          <w:noProof w:val="0"/>
+          <w:sz w:val="21"/>
+          <w:szCs w:val="21"/>
+          <w:lang w:val="en-US"/>
+        </w:rPr>
+        <w:t>ion</w:t>
       </w:r>
     </w:p>
     <w:p>
@@ -235,7 +233,37 @@
           <w:szCs w:val="21"/>
           <w:lang w:val="en-US"/>
         </w:rPr>
-        <w:t>Real Time Protocol optimization ( Web RTC )</w:t>
+        <w:t xml:space="preserve">Real Time Protocol optimization </w:t>
+      </w:r>
+      <w:r>
+        <w:rPr>
+          <w:rFonts w:ascii="Segoe UI" w:hAnsi="Segoe UI" w:eastAsia="Segoe UI" w:cs="Segoe UI"/>
+          <w:noProof w:val="0"/>
+          <w:sz w:val="21"/>
+          <w:szCs w:val="21"/>
+          <w:lang w:val="en-US"/>
+        </w:rPr>
+        <w:t>(Web</w:t>
+      </w:r>
+      <w:r>
+        <w:rPr>
+          <w:rFonts w:ascii="Segoe UI" w:hAnsi="Segoe UI" w:eastAsia="Segoe UI" w:cs="Segoe UI"/>
+          <w:noProof w:val="0"/>
+          <w:sz w:val="21"/>
+          <w:szCs w:val="21"/>
+          <w:lang w:val="en-US"/>
+        </w:rPr>
+        <w:t xml:space="preserve"> </w:t>
+      </w:r>
+      <w:r>
+        <w:rPr>
+          <w:rFonts w:ascii="Segoe UI" w:hAnsi="Segoe UI" w:eastAsia="Segoe UI" w:cs="Segoe UI"/>
+          <w:noProof w:val="0"/>
+          <w:sz w:val="21"/>
+          <w:szCs w:val="21"/>
+          <w:lang w:val="en-US"/>
+        </w:rPr>
+        <w:t>RTC)</w:t>
       </w:r>
     </w:p>
     <w:p>
@@ -457,20 +485,19 @@
     <w:p>
       <w:pPr>
         <w:spacing w:before="210" w:beforeAutospacing="off" w:after="210" w:afterAutospacing="off"/>
-      </w:pPr>
-      <w:r>
         <w:rPr>
           <w:rFonts w:ascii="Segoe UI" w:hAnsi="Segoe UI" w:eastAsia="Segoe UI" w:cs="Segoe UI"/>
+          <w:strike w:val="1"/>
           <w:noProof w:val="0"/>
           <w:sz w:val="21"/>
           <w:szCs w:val="21"/>
           <w:lang w:val="en-US"/>
         </w:rPr>
-        <w:t xml:space="preserve"> </w:t>
-      </w:r>
-    </w:p>
-    <w:p>
-      <w:pPr>
+      </w:pPr>
+    </w:p>
+    <w:p>
+      <w:pPr>
+        <w:pStyle w:val="Normal"/>
         <w:spacing w:before="210" w:beforeAutospacing="off" w:after="210" w:afterAutospacing="off"/>
       </w:pPr>
       <w:r>
@@ -482,48 +509,32 @@
           <w:szCs w:val="21"/>
           <w:lang w:val="en-US"/>
         </w:rPr>
-        <w:t xml:space="preserve">AaBb </w:t>
+        <w:t>AaBb</w:t>
       </w:r>
       <w:r>
         <w:rPr>
           <w:rFonts w:ascii="Segoe UI" w:hAnsi="Segoe UI" w:eastAsia="Segoe UI" w:cs="Segoe UI"/>
+          <w:strike w:val="1"/>
           <w:noProof w:val="0"/>
           <w:sz w:val="21"/>
           <w:szCs w:val="21"/>
           <w:lang w:val="en-US"/>
         </w:rPr>
+        <w:t xml:space="preserve"> </w:t>
+      </w:r>
+      <w:r>
+        <w:rPr>
+          <w:rFonts w:ascii="Segoe UI" w:hAnsi="Segoe UI" w:eastAsia="Segoe UI" w:cs="Segoe UI"/>
+          <w:noProof w:val="0"/>
+          <w:sz w:val="21"/>
+          <w:szCs w:val="21"/>
+          <w:lang w:val="en-US"/>
+        </w:rPr>
         <w:t>: Topic Covered in presentation</w:t>
       </w:r>
-    </w:p>
-    <w:p>
-      <w:pPr>
-        <w:pStyle w:val="Normal"/>
-      </w:pPr>
-    </w:p>
-    <w:p>
-      <w:pPr>
-        <w:pStyle w:val="Normal"/>
-      </w:pPr>
-    </w:p>
-    <w:p>
-      <w:pPr>
-        <w:pStyle w:val="Normal"/>
-      </w:pPr>
-    </w:p>
-    <w:p>
-      <w:pPr>
-        <w:pStyle w:val="Normal"/>
-      </w:pPr>
-    </w:p>
-    <w:p>
-      <w:pPr>
-        <w:pStyle w:val="Normal"/>
-      </w:pPr>
-    </w:p>
-    <w:p>
-      <w:pPr>
-        <w:pStyle w:val="Normal"/>
-      </w:pPr>
+      <w:r>
+        <w:br/>
+      </w:r>
     </w:p>
     <w:p>
       <w:pPr>
@@ -619,11 +630,6 @@
         <w:rPr/>
         <w:t>Cloud based multiplayer games</w:t>
       </w:r>
-    </w:p>
-    <w:p>
-      <w:pPr>
-        <w:pStyle w:val="Normal"/>
-      </w:pPr>
     </w:p>
     <w:p>
       <w:pPr>
@@ -826,8 +832,6 @@
     <w:p>
       <w:pPr>
         <w:pStyle w:val="Normal"/>
-      </w:pPr>
-      <w:r>
         <w:rPr>
           <w:rFonts w:ascii="IBM Plex Sans" w:hAnsi="IBM Plex Sans" w:eastAsia="IBM Plex Sans" w:cs="IBM Plex Sans"/>
           <w:b w:val="0"/>
@@ -842,8 +846,7 @@
           <w:szCs w:val="24"/>
           <w:lang w:val="en-US"/>
         </w:rPr>
-        <w:t>The cloud computing model offers</w:t>
-      </w:r>
+      </w:pPr>
       <w:r>
         <w:rPr>
           <w:rFonts w:ascii="IBM Plex Sans" w:hAnsi="IBM Plex Sans" w:eastAsia="IBM Plex Sans" w:cs="IBM Plex Sans"/>
@@ -859,10 +862,7 @@
           <w:szCs w:val="24"/>
           <w:lang w:val="en-US"/>
         </w:rPr>
-        <w:t xml:space="preserve">: </w:t>
-      </w:r>
-      <w:r>
-        <w:br/>
+        <w:t>The cloud computing model offers</w:t>
       </w:r>
       <w:r>
         <w:rPr>
@@ -879,7 +879,7 @@
           <w:szCs w:val="24"/>
           <w:lang w:val="en-US"/>
         </w:rPr>
-        <w:t xml:space="preserve">Cost Effectiveness </w:t>
+        <w:t xml:space="preserve">: </w:t>
       </w:r>
       <w:r>
         <w:br/>
@@ -899,7 +899,7 @@
           <w:szCs w:val="24"/>
           <w:lang w:val="en-US"/>
         </w:rPr>
-        <w:t>Speed and Agility</w:t>
+        <w:t xml:space="preserve">Cost Effectiveness </w:t>
       </w:r>
       <w:r>
         <w:br/>
@@ -919,7 +919,7 @@
           <w:szCs w:val="24"/>
           <w:lang w:val="en-US"/>
         </w:rPr>
-        <w:t>Scalability</w:t>
+        <w:t>Speed and Agility</w:t>
       </w:r>
       <w:r>
         <w:br/>
@@ -939,7 +939,7 @@
           <w:szCs w:val="24"/>
           <w:lang w:val="en-US"/>
         </w:rPr>
-        <w:t>Strategic Value</w:t>
+        <w:t>Scalability</w:t>
       </w:r>
       <w:r>
         <w:br/>
@@ -959,7 +959,7 @@
           <w:szCs w:val="24"/>
           <w:lang w:val="en-US"/>
         </w:rPr>
-        <w:t>Reliability</w:t>
+        <w:t>Strategic Value</w:t>
       </w:r>
       <w:r>
         <w:br/>
@@ -979,10 +979,7 @@
           <w:szCs w:val="24"/>
           <w:lang w:val="en-US"/>
         </w:rPr>
-        <w:t xml:space="preserve">Security </w:t>
-      </w:r>
-      <w:r>
-        <w:br/>
+        <w:t>Reliability</w:t>
       </w:r>
       <w:r>
         <w:br/>
@@ -1002,7 +999,13 @@
           <w:szCs w:val="24"/>
           <w:lang w:val="en-US"/>
         </w:rPr>
-        <w:t xml:space="preserve">Cloud computing plays a pivotal role in our everyday lives, whether accessing a cloud application like Google Gmail, streaming a movie on </w:t>
+        <w:t xml:space="preserve">Security </w:t>
+      </w:r>
+      <w:r>
+        <w:br/>
+      </w:r>
+      <w:r>
+        <w:br/>
       </w:r>
       <w:r>
         <w:rPr>
@@ -1019,7 +1022,7 @@
           <w:szCs w:val="24"/>
           <w:lang w:val="en-US"/>
         </w:rPr>
-        <w:t>Netflix</w:t>
+        <w:t xml:space="preserve">Cloud computing plays a pivotal role in our everyday lives, whether accessing a cloud application like Google Gmail, streaming a movie on </w:t>
       </w:r>
       <w:r>
         <w:rPr>
@@ -1036,13 +1039,7 @@
           <w:szCs w:val="24"/>
           <w:lang w:val="en-US"/>
         </w:rPr>
-        <w:t xml:space="preserve"> or playing a cloud-hosted video game.</w:t>
-      </w:r>
-      <w:r>
-        <w:br/>
-      </w:r>
-      <w:r>
-        <w:br/>
+        <w:t>Netflix</w:t>
       </w:r>
       <w:r>
         <w:rPr>
@@ -1059,7 +1056,10 @@
           <w:szCs w:val="24"/>
           <w:lang w:val="en-US"/>
         </w:rPr>
-        <w:t>In 2002, Amazon Web Services started cloud-based storage and computing services.</w:t>
+        <w:t xml:space="preserve"> or playing a cloud-hosted video game.</w:t>
+      </w:r>
+      <w:r>
+        <w:br/>
       </w:r>
       <w:r>
         <w:br/>
@@ -1079,15 +1079,15 @@
           <w:szCs w:val="24"/>
           <w:lang w:val="en-US"/>
         </w:rPr>
-        <w:t>Disadvanages of CC</w:t>
-      </w:r>
-      <w:r>
-        <w:br/>
-      </w:r>
-      <w:r>
-        <w:br/>
-      </w:r>
-      <w:r>
+        <w:t>In 2002, Amazon Web Services started cloud-based storage and computing services.</w:t>
+      </w:r>
+      <w:r>
+        <w:br/>
+      </w:r>
+    </w:p>
+    <w:p>
+      <w:pPr>
+        <w:pStyle w:val="Normal"/>
         <w:rPr>
           <w:rFonts w:ascii="IBM Plex Sans" w:hAnsi="IBM Plex Sans" w:eastAsia="IBM Plex Sans" w:cs="IBM Plex Sans"/>
           <w:b w:val="0"/>
@@ -1102,8 +1102,7 @@
           <w:szCs w:val="24"/>
           <w:lang w:val="en-US"/>
         </w:rPr>
-        <w:t xml:space="preserve">Security </w:t>
-      </w:r>
+      </w:pPr>
       <w:r>
         <w:rPr>
           <w:rFonts w:ascii="IBM Plex Sans" w:hAnsi="IBM Plex Sans" w:eastAsia="IBM Plex Sans" w:cs="IBM Plex Sans"/>
@@ -1119,7 +1118,7 @@
           <w:szCs w:val="24"/>
           <w:lang w:val="en-US"/>
         </w:rPr>
-        <w:t>of</w:t>
+        <w:t>Disadvanages</w:t>
       </w:r>
       <w:r>
         <w:rPr>
@@ -1136,7 +1135,10 @@
           <w:szCs w:val="24"/>
           <w:lang w:val="en-US"/>
         </w:rPr>
-        <w:t xml:space="preserve"> Data</w:t>
+        <w:t xml:space="preserve"> of CC</w:t>
+      </w:r>
+      <w:r>
+        <w:br/>
       </w:r>
       <w:r>
         <w:br/>
@@ -1156,10 +1158,7 @@
           <w:szCs w:val="24"/>
           <w:lang w:val="en-US"/>
         </w:rPr>
-        <w:t xml:space="preserve">Downtime and reliability </w:t>
-      </w:r>
-      <w:r>
-        <w:br/>
+        <w:t xml:space="preserve">Security </w:t>
       </w:r>
       <w:r>
         <w:rPr>
@@ -1176,10 +1175,7 @@
           <w:szCs w:val="24"/>
           <w:lang w:val="en-US"/>
         </w:rPr>
-        <w:t xml:space="preserve">Dependency on internet </w:t>
-      </w:r>
-      <w:r>
-        <w:br/>
+        <w:t>of</w:t>
       </w:r>
       <w:r>
         <w:rPr>
@@ -1196,15 +1192,12 @@
           <w:szCs w:val="24"/>
           <w:lang w:val="en-US"/>
         </w:rPr>
-        <w:t xml:space="preserve">Cost management complexities </w:t>
-      </w:r>
-      <w:r>
-        <w:br/>
-      </w:r>
-    </w:p>
-    <w:p>
-      <w:pPr>
-        <w:pStyle w:val="Normal"/>
+        <w:t xml:space="preserve"> Data</w:t>
+      </w:r>
+      <w:r>
+        <w:br/>
+      </w:r>
+      <w:r>
         <w:rPr>
           <w:rFonts w:ascii="IBM Plex Sans" w:hAnsi="IBM Plex Sans" w:eastAsia="IBM Plex Sans" w:cs="IBM Plex Sans"/>
           <w:b w:val="0"/>
@@ -1217,10 +1210,13 @@
           <w:color w:val="161616"/>
           <w:sz w:val="24"/>
           <w:szCs w:val="24"/>
-          <w:u w:val="single"/>
-          <w:lang w:val="en-US"/>
-        </w:rPr>
-      </w:pPr>
+          <w:lang w:val="en-US"/>
+        </w:rPr>
+        <w:t xml:space="preserve">Downtime and reliability </w:t>
+      </w:r>
+      <w:r>
+        <w:br/>
+      </w:r>
       <w:r>
         <w:rPr>
           <w:rFonts w:ascii="IBM Plex Sans" w:hAnsi="IBM Plex Sans" w:eastAsia="IBM Plex Sans" w:cs="IBM Plex Sans"/>
@@ -1234,10 +1230,12 @@
           <w:color w:val="161616"/>
           <w:sz w:val="24"/>
           <w:szCs w:val="24"/>
-          <w:u w:val="single"/>
-          <w:lang w:val="en-US"/>
-        </w:rPr>
-        <w:t xml:space="preserve">4. </w:t>
+          <w:lang w:val="en-US"/>
+        </w:rPr>
+        <w:t xml:space="preserve">Dependency on internet </w:t>
+      </w:r>
+      <w:r>
+        <w:br/>
       </w:r>
       <w:r>
         <w:rPr>
@@ -1252,12 +1250,27 @@
           <w:color w:val="161616"/>
           <w:sz w:val="24"/>
           <w:szCs w:val="24"/>
-          <w:u w:val="single"/>
-          <w:lang w:val="en-US"/>
-        </w:rPr>
-        <w:t>Virtualization in CC</w:t>
-      </w:r>
-      <w:r>
+          <w:lang w:val="en-US"/>
+        </w:rPr>
+        <w:t xml:space="preserve">Cost management complexities </w:t>
+      </w:r>
+      <w:r>
+        <w:br/>
+      </w:r>
+    </w:p>
+    <w:p>
+      <w:r>
+        <w:br w:type="page"/>
+      </w:r>
+    </w:p>
+    <w:p>
+      <w:pPr>
+        <w:pStyle w:val="Normal"/>
+      </w:pPr>
+    </w:p>
+    <w:p>
+      <w:pPr>
+        <w:pStyle w:val="Normal"/>
         <w:rPr>
           <w:rFonts w:ascii="IBM Plex Sans" w:hAnsi="IBM Plex Sans" w:eastAsia="IBM Plex Sans" w:cs="IBM Plex Sans"/>
           <w:b w:val="0"/>
@@ -1273,12 +1286,8 @@
           <w:u w:val="single"/>
           <w:lang w:val="en-US"/>
         </w:rPr>
-        <w:t xml:space="preserve"> </w:t>
-      </w:r>
-    </w:p>
-    <w:p>
-      <w:pPr>
-        <w:pStyle w:val="Normal"/>
+      </w:pPr>
+      <w:r>
         <w:rPr>
           <w:rFonts w:ascii="IBM Plex Sans" w:hAnsi="IBM Plex Sans" w:eastAsia="IBM Plex Sans" w:cs="IBM Plex Sans"/>
           <w:b w:val="0"/>
@@ -1291,9 +1300,11 @@
           <w:color w:val="161616"/>
           <w:sz w:val="24"/>
           <w:szCs w:val="24"/>
-          <w:lang w:val="en-US"/>
-        </w:rPr>
-      </w:pPr>
+          <w:u w:val="single"/>
+          <w:lang w:val="en-US"/>
+        </w:rPr>
+        <w:t xml:space="preserve">4. </w:t>
+      </w:r>
       <w:r>
         <w:rPr>
           <w:rFonts w:ascii="IBM Plex Sans" w:hAnsi="IBM Plex Sans" w:eastAsia="IBM Plex Sans" w:cs="IBM Plex Sans"/>
@@ -1307,14 +1318,12 @@
           <w:color w:val="161616"/>
           <w:sz w:val="24"/>
           <w:szCs w:val="24"/>
-          <w:lang w:val="en-US"/>
-        </w:rPr>
-        <w:t>one of the main cost-effective, hardware-reducing, and energy-saving techniques used by cloud providers is Virtualization.</w:t>
-      </w:r>
-    </w:p>
-    <w:p>
-      <w:pPr>
-        <w:pStyle w:val="Normal"/>
+          <w:u w:val="single"/>
+          <w:lang w:val="en-US"/>
+        </w:rPr>
+        <w:t>Virtualization in CC</w:t>
+      </w:r>
+      <w:r>
         <w:rPr>
           <w:rFonts w:ascii="IBM Plex Sans" w:hAnsi="IBM Plex Sans" w:eastAsia="IBM Plex Sans" w:cs="IBM Plex Sans"/>
           <w:b w:val="0"/>
@@ -1327,10 +1336,15 @@
           <w:color w:val="161616"/>
           <w:sz w:val="24"/>
           <w:szCs w:val="24"/>
-          <w:lang w:val="en-US"/>
-        </w:rPr>
-      </w:pPr>
-      <w:r>
+          <w:u w:val="single"/>
+          <w:lang w:val="en-US"/>
+        </w:rPr>
+        <w:t xml:space="preserve"> </w:t>
+      </w:r>
+    </w:p>
+    <w:p>
+      <w:pPr>
+        <w:pStyle w:val="Normal"/>
         <w:rPr>
           <w:rFonts w:ascii="IBM Plex Sans" w:hAnsi="IBM Plex Sans" w:eastAsia="IBM Plex Sans" w:cs="IBM Plex Sans"/>
           <w:b w:val="0"/>
@@ -1345,8 +1359,7 @@
           <w:szCs w:val="24"/>
           <w:lang w:val="en-US"/>
         </w:rPr>
-        <w:t>It is the process of creating a virtual version of something like computer hardware</w:t>
-      </w:r>
+      </w:pPr>
       <w:r>
         <w:rPr>
           <w:rFonts w:ascii="IBM Plex Sans" w:hAnsi="IBM Plex Sans" w:eastAsia="IBM Plex Sans" w:cs="IBM Plex Sans"/>
@@ -1362,12 +1375,12 @@
           <w:szCs w:val="24"/>
           <w:lang w:val="en-US"/>
         </w:rPr>
-        <w:t>.</w:t>
-      </w:r>
-      <w:r>
-        <w:br/>
-      </w:r>
-      <w:r>
+        <w:t>one of the main cost-effective, hardware-reducing, and energy-saving techniques used by cloud providers is Virtualization.</w:t>
+      </w:r>
+    </w:p>
+    <w:p>
+      <w:pPr>
+        <w:pStyle w:val="Normal"/>
         <w:rPr>
           <w:rFonts w:ascii="IBM Plex Sans" w:hAnsi="IBM Plex Sans" w:eastAsia="IBM Plex Sans" w:cs="IBM Plex Sans"/>
           <w:b w:val="0"/>
@@ -1382,7 +1395,239 @@
           <w:szCs w:val="24"/>
           <w:lang w:val="en-US"/>
         </w:rPr>
+      </w:pPr>
+      <w:r>
+        <w:rPr>
+          <w:rFonts w:ascii="IBM Plex Sans" w:hAnsi="IBM Plex Sans" w:eastAsia="IBM Plex Sans" w:cs="IBM Plex Sans"/>
+          <w:b w:val="0"/>
+          <w:bCs w:val="0"/>
+          <w:i w:val="0"/>
+          <w:iCs w:val="0"/>
+          <w:caps w:val="0"/>
+          <w:smallCaps w:val="0"/>
+          <w:noProof w:val="0"/>
+          <w:color w:val="161616"/>
+          <w:sz w:val="24"/>
+          <w:szCs w:val="24"/>
+          <w:lang w:val="en-US"/>
+        </w:rPr>
+        <w:t>It is the process of creating a virtual version of something like computer hardware</w:t>
+      </w:r>
+      <w:r>
+        <w:rPr>
+          <w:rFonts w:ascii="IBM Plex Sans" w:hAnsi="IBM Plex Sans" w:eastAsia="IBM Plex Sans" w:cs="IBM Plex Sans"/>
+          <w:b w:val="0"/>
+          <w:bCs w:val="0"/>
+          <w:i w:val="0"/>
+          <w:iCs w:val="0"/>
+          <w:caps w:val="0"/>
+          <w:smallCaps w:val="0"/>
+          <w:noProof w:val="0"/>
+          <w:color w:val="161616"/>
+          <w:sz w:val="24"/>
+          <w:szCs w:val="24"/>
+          <w:lang w:val="en-US"/>
+        </w:rPr>
+        <w:t>.</w:t>
+      </w:r>
+      <w:r>
+        <w:br/>
+      </w:r>
+      <w:r>
+        <w:rPr>
+          <w:rFonts w:ascii="IBM Plex Sans" w:hAnsi="IBM Plex Sans" w:eastAsia="IBM Plex Sans" w:cs="IBM Plex Sans"/>
+          <w:b w:val="0"/>
+          <w:bCs w:val="0"/>
+          <w:i w:val="0"/>
+          <w:iCs w:val="0"/>
+          <w:caps w:val="0"/>
+          <w:smallCaps w:val="0"/>
+          <w:noProof w:val="0"/>
+          <w:color w:val="161616"/>
+          <w:sz w:val="24"/>
+          <w:szCs w:val="24"/>
+          <w:lang w:val="en-US"/>
+        </w:rPr>
         <w:t>With the help of Virtualization, multiple operating systems and applications can run on the same machine and its same hardware at the same time.</w:t>
+      </w:r>
+      <w:r>
+        <w:br/>
+      </w:r>
+      <w:r>
+        <w:br/>
+      </w:r>
+      <w:r>
+        <w:rPr>
+          <w:rFonts w:ascii="IBM Plex Sans" w:hAnsi="IBM Plex Sans" w:eastAsia="IBM Plex Sans" w:cs="IBM Plex Sans"/>
+          <w:b w:val="0"/>
+          <w:bCs w:val="0"/>
+          <w:i w:val="0"/>
+          <w:iCs w:val="0"/>
+          <w:caps w:val="0"/>
+          <w:smallCaps w:val="0"/>
+          <w:noProof w:val="0"/>
+          <w:color w:val="161616"/>
+          <w:sz w:val="24"/>
+          <w:szCs w:val="24"/>
+          <w:lang w:val="en-US"/>
+        </w:rPr>
+        <w:t xml:space="preserve">Benefits of Virtualization: </w:t>
+      </w:r>
+    </w:p>
+    <w:p>
+      <w:pPr>
+        <w:pStyle w:val="Normal"/>
+        <w:rPr>
+          <w:rFonts w:ascii="IBM Plex Sans" w:hAnsi="IBM Plex Sans" w:eastAsia="IBM Plex Sans" w:cs="IBM Plex Sans"/>
+          <w:b w:val="0"/>
+          <w:bCs w:val="0"/>
+          <w:i w:val="0"/>
+          <w:iCs w:val="0"/>
+          <w:caps w:val="0"/>
+          <w:smallCaps w:val="0"/>
+          <w:noProof w:val="0"/>
+          <w:color w:val="161616"/>
+          <w:sz w:val="24"/>
+          <w:szCs w:val="24"/>
+          <w:lang w:val="en-US"/>
+        </w:rPr>
+      </w:pPr>
+      <w:r>
+        <w:rPr>
+          <w:rFonts w:ascii="IBM Plex Sans" w:hAnsi="IBM Plex Sans" w:eastAsia="IBM Plex Sans" w:cs="IBM Plex Sans"/>
+          <w:b w:val="0"/>
+          <w:bCs w:val="0"/>
+          <w:i w:val="0"/>
+          <w:iCs w:val="0"/>
+          <w:caps w:val="0"/>
+          <w:smallCaps w:val="0"/>
+          <w:noProof w:val="0"/>
+          <w:color w:val="161616"/>
+          <w:sz w:val="24"/>
+          <w:szCs w:val="24"/>
+          <w:lang w:val="en-US"/>
+        </w:rPr>
+        <w:t xml:space="preserve">More flexible and efficient allocation of resources.  </w:t>
+      </w:r>
+      <w:r>
+        <w:br/>
+      </w:r>
+      <w:r>
+        <w:rPr>
+          <w:rFonts w:ascii="IBM Plex Sans" w:hAnsi="IBM Plex Sans" w:eastAsia="IBM Plex Sans" w:cs="IBM Plex Sans"/>
+          <w:b w:val="0"/>
+          <w:bCs w:val="0"/>
+          <w:i w:val="0"/>
+          <w:iCs w:val="0"/>
+          <w:caps w:val="0"/>
+          <w:smallCaps w:val="0"/>
+          <w:noProof w:val="0"/>
+          <w:color w:val="161616"/>
+          <w:sz w:val="24"/>
+          <w:szCs w:val="24"/>
+          <w:lang w:val="en-US"/>
+        </w:rPr>
+        <w:t xml:space="preserve">Enhance development productivity.  </w:t>
+      </w:r>
+      <w:r>
+        <w:br/>
+      </w:r>
+      <w:r>
+        <w:rPr>
+          <w:rFonts w:ascii="IBM Plex Sans" w:hAnsi="IBM Plex Sans" w:eastAsia="IBM Plex Sans" w:cs="IBM Plex Sans"/>
+          <w:b w:val="0"/>
+          <w:bCs w:val="0"/>
+          <w:i w:val="0"/>
+          <w:iCs w:val="0"/>
+          <w:caps w:val="0"/>
+          <w:smallCaps w:val="0"/>
+          <w:noProof w:val="0"/>
+          <w:color w:val="161616"/>
+          <w:sz w:val="24"/>
+          <w:szCs w:val="24"/>
+          <w:lang w:val="en-US"/>
+        </w:rPr>
+        <w:t xml:space="preserve">It lowers the cost of IT infrastructure.  </w:t>
+      </w:r>
+      <w:r>
+        <w:br/>
+      </w:r>
+      <w:r>
+        <w:rPr>
+          <w:rFonts w:ascii="IBM Plex Sans" w:hAnsi="IBM Plex Sans" w:eastAsia="IBM Plex Sans" w:cs="IBM Plex Sans"/>
+          <w:b w:val="0"/>
+          <w:bCs w:val="0"/>
+          <w:i w:val="0"/>
+          <w:iCs w:val="0"/>
+          <w:caps w:val="0"/>
+          <w:smallCaps w:val="0"/>
+          <w:noProof w:val="0"/>
+          <w:color w:val="161616"/>
+          <w:sz w:val="24"/>
+          <w:szCs w:val="24"/>
+          <w:lang w:val="en-US"/>
+        </w:rPr>
+        <w:t xml:space="preserve">Remote access and rapid scalability.  </w:t>
+      </w:r>
+      <w:r>
+        <w:br/>
+      </w:r>
+      <w:r>
+        <w:rPr>
+          <w:rFonts w:ascii="IBM Plex Sans" w:hAnsi="IBM Plex Sans" w:eastAsia="IBM Plex Sans" w:cs="IBM Plex Sans"/>
+          <w:b w:val="0"/>
+          <w:bCs w:val="0"/>
+          <w:i w:val="0"/>
+          <w:iCs w:val="0"/>
+          <w:caps w:val="0"/>
+          <w:smallCaps w:val="0"/>
+          <w:noProof w:val="0"/>
+          <w:color w:val="161616"/>
+          <w:sz w:val="24"/>
+          <w:szCs w:val="24"/>
+          <w:lang w:val="en-US"/>
+        </w:rPr>
+        <w:t xml:space="preserve">High availability and disaster recovery.  </w:t>
+      </w:r>
+      <w:r>
+        <w:br/>
+      </w:r>
+      <w:r>
+        <w:rPr>
+          <w:rFonts w:ascii="IBM Plex Sans" w:hAnsi="IBM Plex Sans" w:eastAsia="IBM Plex Sans" w:cs="IBM Plex Sans"/>
+          <w:b w:val="0"/>
+          <w:bCs w:val="0"/>
+          <w:i w:val="0"/>
+          <w:iCs w:val="0"/>
+          <w:caps w:val="0"/>
+          <w:smallCaps w:val="0"/>
+          <w:noProof w:val="0"/>
+          <w:color w:val="161616"/>
+          <w:sz w:val="24"/>
+          <w:szCs w:val="24"/>
+          <w:lang w:val="en-US"/>
+        </w:rPr>
+        <w:t xml:space="preserve">Pay peruse of the IT infrastructure on demand.  </w:t>
+      </w:r>
+      <w:r>
+        <w:br/>
+      </w:r>
+      <w:r>
+        <w:rPr>
+          <w:rFonts w:ascii="IBM Plex Sans" w:hAnsi="IBM Plex Sans" w:eastAsia="IBM Plex Sans" w:cs="IBM Plex Sans"/>
+          <w:b w:val="0"/>
+          <w:bCs w:val="0"/>
+          <w:i w:val="0"/>
+          <w:iCs w:val="0"/>
+          <w:caps w:val="0"/>
+          <w:smallCaps w:val="0"/>
+          <w:noProof w:val="0"/>
+          <w:color w:val="161616"/>
+          <w:sz w:val="24"/>
+          <w:szCs w:val="24"/>
+          <w:lang w:val="en-US"/>
+        </w:rPr>
+        <w:t>Enables running multiple operating systems.</w:t>
       </w:r>
       <w:r>
         <w:br/>
@@ -1755,9 +2000,10 @@
           <w:caps w:val="0"/>
           <w:smallCaps w:val="0"/>
           <w:noProof w:val="0"/>
-          <w:color w:val="161616"/>
-          <w:sz w:val="24"/>
-          <w:szCs w:val="24"/>
+          <w:color w:val="auto"/>
+          <w:sz w:val="24"/>
+          <w:szCs w:val="24"/>
+          <w:highlight w:val="green"/>
           <w:lang w:val="en-US"/>
         </w:rPr>
       </w:pPr>
@@ -1776,12 +2022,9 @@
           <w:szCs w:val="24"/>
           <w:lang w:val="en-US"/>
         </w:rPr>
-        <w:t>From the user’s perspective, the virtual machine operates like a typical server. It has settings, configurations, and installed applications. Computing resources, such as central processing units (CPUs), Random Access Memory (RAM), and storage appear the same as on a physical server. You can also configure and update the guest operating systems and their applications as necessary without affecting the host operating system.</w:t>
-      </w:r>
-    </w:p>
-    <w:p>
-      <w:pPr>
-        <w:pStyle w:val="Normal"/>
+        <w:t xml:space="preserve">From the user’s perspective, the virtual machine </w:t>
+      </w:r>
+      <w:r>
         <w:rPr>
           <w:rFonts w:ascii="IBM Plex Sans" w:hAnsi="IBM Plex Sans" w:eastAsia="IBM Plex Sans" w:cs="IBM Plex Sans"/>
           <w:b w:val="0"/>
@@ -1796,7 +2039,8 @@
           <w:szCs w:val="24"/>
           <w:lang w:val="en-US"/>
         </w:rPr>
-      </w:pPr>
+        <w:t>operates</w:t>
+      </w:r>
       <w:r>
         <w:rPr>
           <w:rFonts w:ascii="IBM Plex Sans" w:hAnsi="IBM Plex Sans" w:eastAsia="IBM Plex Sans" w:cs="IBM Plex Sans"/>
@@ -1812,12 +2056,15 @@
           <w:szCs w:val="24"/>
           <w:lang w:val="en-US"/>
         </w:rPr>
-        <w:t>Benefits of Virtualization:</w:t>
-      </w:r>
-    </w:p>
-    <w:p>
-      <w:pPr>
-        <w:pStyle w:val="Normal"/>
+        <w:t xml:space="preserve"> like a typical server. It has settings, configurations, and installed applications. Computing resources, such as central processing units (CPUs), Random Access Memory (RAM), and storage appear the same as on a physical server. You can also configure and update the guest operating systems and their applications as necessary without affecting the host operating system.</w:t>
+      </w:r>
+      <w:r>
+        <w:br/>
+      </w:r>
+      <w:r>
+        <w:br/>
+      </w:r>
+      <w:r>
         <w:rPr>
           <w:rFonts w:ascii="IBM Plex Sans" w:hAnsi="IBM Plex Sans" w:eastAsia="IBM Plex Sans" w:cs="IBM Plex Sans"/>
           <w:b w:val="0"/>
@@ -1827,13 +2074,14 @@
           <w:caps w:val="0"/>
           <w:smallCaps w:val="0"/>
           <w:noProof w:val="0"/>
-          <w:color w:val="auto"/>
-          <w:sz w:val="24"/>
-          <w:szCs w:val="24"/>
-          <w:highlight w:val="green"/>
-          <w:lang w:val="en-US"/>
-        </w:rPr>
-      </w:pPr>
+          <w:color w:val="000000" w:themeColor="text1" w:themeTint="FF" w:themeShade="FF"/>
+          <w:sz w:val="24"/>
+          <w:szCs w:val="24"/>
+          <w:highlight w:val="darkGray"/>
+          <w:lang w:val="en-US"/>
+        </w:rPr>
+        <w:t xml:space="preserve">By using virtualization, you can interact with any hardware resource with greater flexibility. Physical servers consume electricity, take up storage space, and need maintenance. You are often limited by physical proximity and network design if you want to access them. Virtualization removes all these limitations by abstracting physical hardware functionality into software. You can manage, </w:t>
+      </w:r>
       <w:r>
         <w:rPr>
           <w:rFonts w:ascii="IBM Plex Sans" w:hAnsi="IBM Plex Sans" w:eastAsia="IBM Plex Sans" w:cs="IBM Plex Sans"/>
@@ -1844,13 +2092,13 @@
           <w:caps w:val="0"/>
           <w:smallCaps w:val="0"/>
           <w:noProof w:val="0"/>
-          <w:color w:val="161616"/>
-          <w:sz w:val="24"/>
-          <w:szCs w:val="24"/>
-          <w:highlight w:val="green"/>
-          <w:lang w:val="en-US"/>
-        </w:rPr>
-        <w:t>More flexible and efficient allocation of resources.</w:t>
+          <w:color w:val="000000" w:themeColor="text1" w:themeTint="FF" w:themeShade="FF"/>
+          <w:sz w:val="24"/>
+          <w:szCs w:val="24"/>
+          <w:highlight w:val="darkGray"/>
+          <w:lang w:val="en-US"/>
+        </w:rPr>
+        <w:t>maintain</w:t>
       </w:r>
       <w:r>
         <w:rPr>
@@ -1862,17 +2110,18 @@
           <w:caps w:val="0"/>
           <w:smallCaps w:val="0"/>
           <w:noProof w:val="0"/>
-          <w:color w:val="161616"/>
-          <w:sz w:val="24"/>
-          <w:szCs w:val="24"/>
-          <w:lang w:val="en-US"/>
-        </w:rPr>
-        <w:t xml:space="preserve"> </w:t>
-      </w:r>
-      <w:r>
-        <w:br/>
-      </w:r>
-      <w:r>
+          <w:color w:val="000000" w:themeColor="text1" w:themeTint="FF" w:themeShade="FF"/>
+          <w:sz w:val="24"/>
+          <w:szCs w:val="24"/>
+          <w:highlight w:val="darkGray"/>
+          <w:lang w:val="en-US"/>
+        </w:rPr>
+        <w:t>, and use your hardware infrastructure like an application on the web.</w:t>
+      </w:r>
+    </w:p>
+    <w:p>
+      <w:pPr>
+        <w:pStyle w:val="Normal"/>
         <w:rPr>
           <w:rFonts w:ascii="IBM Plex Sans" w:hAnsi="IBM Plex Sans" w:eastAsia="IBM Plex Sans" w:cs="IBM Plex Sans"/>
           <w:b w:val="0"/>
@@ -1882,18 +2131,17 @@
           <w:caps w:val="0"/>
           <w:smallCaps w:val="0"/>
           <w:noProof w:val="0"/>
-          <w:color w:val="auto"/>
-          <w:sz w:val="24"/>
-          <w:szCs w:val="24"/>
-          <w:highlight w:val="green"/>
-          <w:lang w:val="en-US"/>
-        </w:rPr>
-        <w:t xml:space="preserve">Enhance development productivity. </w:t>
-      </w:r>
-      <w:r>
-        <w:br/>
-      </w:r>
-      <w:r>
+          <w:color w:val="161616"/>
+          <w:sz w:val="24"/>
+          <w:szCs w:val="24"/>
+          <w:highlight w:val="black"/>
+          <w:lang w:val="en-US"/>
+        </w:rPr>
+      </w:pPr>
+    </w:p>
+    <w:p>
+      <w:pPr>
+        <w:pStyle w:val="Normal"/>
         <w:rPr>
           <w:rFonts w:ascii="IBM Plex Sans" w:hAnsi="IBM Plex Sans" w:eastAsia="IBM Plex Sans" w:cs="IBM Plex Sans"/>
           <w:b w:val="0"/>
@@ -1903,18 +2151,16 @@
           <w:caps w:val="0"/>
           <w:smallCaps w:val="0"/>
           <w:noProof w:val="0"/>
-          <w:color w:val="auto"/>
-          <w:sz w:val="24"/>
-          <w:szCs w:val="24"/>
-          <w:highlight w:val="green"/>
-          <w:lang w:val="en-US"/>
-        </w:rPr>
-        <w:t xml:space="preserve">It lowers the cost of IT infrastructure. </w:t>
-      </w:r>
-      <w:r>
-        <w:br/>
-      </w:r>
-      <w:r>
+          <w:color w:val="161616"/>
+          <w:sz w:val="24"/>
+          <w:szCs w:val="24"/>
+          <w:lang w:val="en-US"/>
+        </w:rPr>
+      </w:pPr>
+    </w:p>
+    <w:p>
+      <w:pPr>
+        <w:pStyle w:val="Normal"/>
         <w:rPr>
           <w:rFonts w:ascii="IBM Plex Sans" w:hAnsi="IBM Plex Sans" w:eastAsia="IBM Plex Sans" w:cs="IBM Plex Sans"/>
           <w:b w:val="0"/>
@@ -1924,18 +2170,16 @@
           <w:caps w:val="0"/>
           <w:smallCaps w:val="0"/>
           <w:noProof w:val="0"/>
-          <w:color w:val="auto"/>
-          <w:sz w:val="24"/>
-          <w:szCs w:val="24"/>
-          <w:highlight w:val="green"/>
-          <w:lang w:val="en-US"/>
-        </w:rPr>
-        <w:t xml:space="preserve">Remote access and rapid scalability. </w:t>
-      </w:r>
-      <w:r>
-        <w:br/>
-      </w:r>
-      <w:r>
+          <w:color w:val="161616"/>
+          <w:sz w:val="24"/>
+          <w:szCs w:val="24"/>
+          <w:lang w:val="en-US"/>
+        </w:rPr>
+      </w:pPr>
+    </w:p>
+    <w:p>
+      <w:pPr>
+        <w:pStyle w:val="Normal"/>
         <w:rPr>
           <w:rFonts w:ascii="IBM Plex Sans" w:hAnsi="IBM Plex Sans" w:eastAsia="IBM Plex Sans" w:cs="IBM Plex Sans"/>
           <w:b w:val="0"/>
@@ -1945,18 +2189,16 @@
           <w:caps w:val="0"/>
           <w:smallCaps w:val="0"/>
           <w:noProof w:val="0"/>
-          <w:color w:val="auto"/>
-          <w:sz w:val="24"/>
-          <w:szCs w:val="24"/>
-          <w:highlight w:val="green"/>
-          <w:lang w:val="en-US"/>
-        </w:rPr>
-        <w:t xml:space="preserve">High availability and disaster recovery. </w:t>
-      </w:r>
-      <w:r>
-        <w:br/>
-      </w:r>
-      <w:r>
+          <w:color w:val="161616"/>
+          <w:sz w:val="24"/>
+          <w:szCs w:val="24"/>
+          <w:lang w:val="en-US"/>
+        </w:rPr>
+      </w:pPr>
+    </w:p>
+    <w:p>
+      <w:pPr>
+        <w:pStyle w:val="Normal"/>
         <w:rPr>
           <w:rFonts w:ascii="IBM Plex Sans" w:hAnsi="IBM Plex Sans" w:eastAsia="IBM Plex Sans" w:cs="IBM Plex Sans"/>
           <w:b w:val="0"/>
@@ -1966,372 +2208,17 @@
           <w:caps w:val="0"/>
           <w:smallCaps w:val="0"/>
           <w:noProof w:val="0"/>
-          <w:color w:val="auto"/>
-          <w:sz w:val="24"/>
-          <w:szCs w:val="24"/>
-          <w:highlight w:val="green"/>
-          <w:lang w:val="en-US"/>
-        </w:rPr>
-        <w:t xml:space="preserve">Pay peruse of the IT infrastructure on demand. </w:t>
-      </w:r>
-      <w:r>
-        <w:br/>
-      </w:r>
-      <w:r>
-        <w:rPr>
-          <w:rFonts w:ascii="IBM Plex Sans" w:hAnsi="IBM Plex Sans" w:eastAsia="IBM Plex Sans" w:cs="IBM Plex Sans"/>
-          <w:b w:val="0"/>
-          <w:bCs w:val="0"/>
-          <w:i w:val="0"/>
-          <w:iCs w:val="0"/>
-          <w:caps w:val="0"/>
-          <w:smallCaps w:val="0"/>
-          <w:noProof w:val="0"/>
-          <w:color w:val="auto"/>
-          <w:sz w:val="24"/>
-          <w:szCs w:val="24"/>
-          <w:highlight w:val="green"/>
-          <w:lang w:val="en-US"/>
-        </w:rPr>
-        <w:t>Enables running multiple operating systems.</w:t>
-      </w:r>
-      <w:r>
-        <w:br/>
-      </w:r>
-      <w:r>
-        <w:br/>
-      </w:r>
-      <w:r>
-        <w:rPr>
-          <w:rFonts w:ascii="IBM Plex Sans" w:hAnsi="IBM Plex Sans" w:eastAsia="IBM Plex Sans" w:cs="IBM Plex Sans"/>
-          <w:b w:val="0"/>
-          <w:bCs w:val="0"/>
-          <w:i w:val="0"/>
-          <w:iCs w:val="0"/>
-          <w:caps w:val="0"/>
-          <w:smallCaps w:val="0"/>
-          <w:noProof w:val="0"/>
-          <w:color w:val="000000" w:themeColor="text1" w:themeTint="FF" w:themeShade="FF"/>
-          <w:sz w:val="24"/>
-          <w:szCs w:val="24"/>
-          <w:highlight w:val="darkGray"/>
-          <w:lang w:val="en-US"/>
-        </w:rPr>
-        <w:t xml:space="preserve">By using virtualization, you can interact with any hardware resource with greater flexibility. Physical servers consume electricity, take up storage space, and need maintenance. You are often limited by physical proximity and network design if you want to access them. Virtualization removes all these limitations by abstracting physical hardware functionality into software. You can manage, </w:t>
-      </w:r>
-      <w:r>
-        <w:rPr>
-          <w:rFonts w:ascii="IBM Plex Sans" w:hAnsi="IBM Plex Sans" w:eastAsia="IBM Plex Sans" w:cs="IBM Plex Sans"/>
-          <w:b w:val="0"/>
-          <w:bCs w:val="0"/>
-          <w:i w:val="0"/>
-          <w:iCs w:val="0"/>
-          <w:caps w:val="0"/>
-          <w:smallCaps w:val="0"/>
-          <w:noProof w:val="0"/>
-          <w:color w:val="000000" w:themeColor="text1" w:themeTint="FF" w:themeShade="FF"/>
-          <w:sz w:val="24"/>
-          <w:szCs w:val="24"/>
-          <w:highlight w:val="darkGray"/>
-          <w:lang w:val="en-US"/>
-        </w:rPr>
-        <w:t>maintain</w:t>
-      </w:r>
-      <w:r>
-        <w:rPr>
-          <w:rFonts w:ascii="IBM Plex Sans" w:hAnsi="IBM Plex Sans" w:eastAsia="IBM Plex Sans" w:cs="IBM Plex Sans"/>
-          <w:b w:val="0"/>
-          <w:bCs w:val="0"/>
-          <w:i w:val="0"/>
-          <w:iCs w:val="0"/>
-          <w:caps w:val="0"/>
-          <w:smallCaps w:val="0"/>
-          <w:noProof w:val="0"/>
-          <w:color w:val="000000" w:themeColor="text1" w:themeTint="FF" w:themeShade="FF"/>
-          <w:sz w:val="24"/>
-          <w:szCs w:val="24"/>
-          <w:highlight w:val="darkGray"/>
-          <w:lang w:val="en-US"/>
-        </w:rPr>
-        <w:t>, and use your hardware infrastructure like an application on the web.</w:t>
-      </w:r>
-    </w:p>
-    <w:p>
-      <w:pPr>
-        <w:pStyle w:val="Normal"/>
-        <w:rPr>
-          <w:rFonts w:ascii="IBM Plex Sans" w:hAnsi="IBM Plex Sans" w:eastAsia="IBM Plex Sans" w:cs="IBM Plex Sans"/>
-          <w:b w:val="0"/>
-          <w:bCs w:val="0"/>
-          <w:i w:val="0"/>
-          <w:iCs w:val="0"/>
-          <w:caps w:val="0"/>
-          <w:smallCaps w:val="0"/>
-          <w:noProof w:val="0"/>
           <w:color w:val="161616"/>
           <w:sz w:val="24"/>
           <w:szCs w:val="24"/>
-          <w:highlight w:val="green"/>
-          <w:lang w:val="en-US"/>
-        </w:rPr>
-      </w:pPr>
-      <w:r>
-        <w:rPr>
-          <w:rFonts w:ascii="IBM Plex Sans" w:hAnsi="IBM Plex Sans" w:eastAsia="IBM Plex Sans" w:cs="IBM Plex Sans"/>
-          <w:b w:val="0"/>
-          <w:bCs w:val="0"/>
-          <w:i w:val="0"/>
-          <w:iCs w:val="0"/>
-          <w:caps w:val="0"/>
-          <w:smallCaps w:val="0"/>
-          <w:noProof w:val="0"/>
-          <w:color w:val="161616"/>
-          <w:sz w:val="24"/>
-          <w:szCs w:val="24"/>
-          <w:highlight w:val="green"/>
-          <w:lang w:val="en-US"/>
-        </w:rPr>
-        <w:t xml:space="preserve">Virtualization has a prominent impact on Cloud Computing. In the case of cloud computing, users store data in the cloud, but with the help of Virtualization, users have the extra benefit of sharing the infrastructure. Cloud Vendors take care of the required physical resources, but these cloud providers charge a huge amount for these services which </w:t>
-      </w:r>
-      <w:r>
-        <w:rPr>
-          <w:rFonts w:ascii="IBM Plex Sans" w:hAnsi="IBM Plex Sans" w:eastAsia="IBM Plex Sans" w:cs="IBM Plex Sans"/>
-          <w:b w:val="0"/>
-          <w:bCs w:val="0"/>
-          <w:i w:val="0"/>
-          <w:iCs w:val="0"/>
-          <w:caps w:val="0"/>
-          <w:smallCaps w:val="0"/>
-          <w:noProof w:val="0"/>
-          <w:color w:val="161616"/>
-          <w:sz w:val="24"/>
-          <w:szCs w:val="24"/>
-          <w:highlight w:val="green"/>
-          <w:lang w:val="en-US"/>
-        </w:rPr>
-        <w:t>impacts</w:t>
-      </w:r>
-      <w:r>
-        <w:rPr>
-          <w:rFonts w:ascii="IBM Plex Sans" w:hAnsi="IBM Plex Sans" w:eastAsia="IBM Plex Sans" w:cs="IBM Plex Sans"/>
-          <w:b w:val="0"/>
-          <w:bCs w:val="0"/>
-          <w:i w:val="0"/>
-          <w:iCs w:val="0"/>
-          <w:caps w:val="0"/>
-          <w:smallCaps w:val="0"/>
-          <w:noProof w:val="0"/>
-          <w:color w:val="161616"/>
-          <w:sz w:val="24"/>
-          <w:szCs w:val="24"/>
-          <w:highlight w:val="green"/>
-          <w:lang w:val="en-US"/>
-        </w:rPr>
-        <w:t xml:space="preserve"> every user or organization. Virtualization helps Users or </w:t>
-      </w:r>
-      <w:r>
-        <w:rPr>
-          <w:rFonts w:ascii="IBM Plex Sans" w:hAnsi="IBM Plex Sans" w:eastAsia="IBM Plex Sans" w:cs="IBM Plex Sans"/>
-          <w:b w:val="0"/>
-          <w:bCs w:val="0"/>
-          <w:i w:val="0"/>
-          <w:iCs w:val="0"/>
-          <w:caps w:val="0"/>
-          <w:smallCaps w:val="0"/>
-          <w:noProof w:val="0"/>
-          <w:color w:val="161616"/>
-          <w:sz w:val="24"/>
-          <w:szCs w:val="24"/>
-          <w:highlight w:val="green"/>
-          <w:lang w:val="en-US"/>
-        </w:rPr>
-        <w:t>Organisations</w:t>
-      </w:r>
-      <w:r>
-        <w:rPr>
-          <w:rFonts w:ascii="IBM Plex Sans" w:hAnsi="IBM Plex Sans" w:eastAsia="IBM Plex Sans" w:cs="IBM Plex Sans"/>
-          <w:b w:val="0"/>
-          <w:bCs w:val="0"/>
-          <w:i w:val="0"/>
-          <w:iCs w:val="0"/>
-          <w:caps w:val="0"/>
-          <w:smallCaps w:val="0"/>
-          <w:noProof w:val="0"/>
-          <w:color w:val="161616"/>
-          <w:sz w:val="24"/>
-          <w:szCs w:val="24"/>
-          <w:highlight w:val="green"/>
-          <w:lang w:val="en-US"/>
-        </w:rPr>
-        <w:t xml:space="preserve"> in </w:t>
-      </w:r>
-      <w:r>
-        <w:rPr>
-          <w:rFonts w:ascii="IBM Plex Sans" w:hAnsi="IBM Plex Sans" w:eastAsia="IBM Plex Sans" w:cs="IBM Plex Sans"/>
-          <w:b w:val="0"/>
-          <w:bCs w:val="0"/>
-          <w:i w:val="0"/>
-          <w:iCs w:val="0"/>
-          <w:caps w:val="0"/>
-          <w:smallCaps w:val="0"/>
-          <w:noProof w:val="0"/>
-          <w:color w:val="161616"/>
-          <w:sz w:val="24"/>
-          <w:szCs w:val="24"/>
-          <w:highlight w:val="green"/>
-          <w:lang w:val="en-US"/>
-        </w:rPr>
-        <w:t>maintaining</w:t>
-      </w:r>
-      <w:r>
-        <w:rPr>
-          <w:rFonts w:ascii="IBM Plex Sans" w:hAnsi="IBM Plex Sans" w:eastAsia="IBM Plex Sans" w:cs="IBM Plex Sans"/>
-          <w:b w:val="0"/>
-          <w:bCs w:val="0"/>
-          <w:i w:val="0"/>
-          <w:iCs w:val="0"/>
-          <w:caps w:val="0"/>
-          <w:smallCaps w:val="0"/>
-          <w:noProof w:val="0"/>
-          <w:color w:val="161616"/>
-          <w:sz w:val="24"/>
-          <w:szCs w:val="24"/>
-          <w:highlight w:val="green"/>
-          <w:lang w:val="en-US"/>
-        </w:rPr>
-        <w:t xml:space="preserve"> those services which are required by a company through external (third-party) people, which helps in reducing costs to the company. This is the way through which Virtualization works in Cloud Computing</w:t>
-      </w:r>
-      <w:r>
-        <w:rPr>
-          <w:rFonts w:ascii="IBM Plex Sans" w:hAnsi="IBM Plex Sans" w:eastAsia="IBM Plex Sans" w:cs="IBM Plex Sans"/>
-          <w:b w:val="0"/>
-          <w:bCs w:val="0"/>
-          <w:i w:val="0"/>
-          <w:iCs w:val="0"/>
-          <w:caps w:val="0"/>
-          <w:smallCaps w:val="0"/>
-          <w:noProof w:val="0"/>
-          <w:color w:val="161616"/>
-          <w:sz w:val="24"/>
-          <w:szCs w:val="24"/>
-          <w:highlight w:val="green"/>
-          <w:lang w:val="en-US"/>
-        </w:rPr>
-        <w:t>.</w:t>
-      </w:r>
-      <w:r>
-        <w:rPr>
-          <w:rFonts w:ascii="IBM Plex Sans" w:hAnsi="IBM Plex Sans" w:eastAsia="IBM Plex Sans" w:cs="IBM Plex Sans"/>
-          <w:b w:val="0"/>
-          <w:bCs w:val="0"/>
-          <w:i w:val="0"/>
-          <w:iCs w:val="0"/>
-          <w:caps w:val="0"/>
-          <w:smallCaps w:val="0"/>
-          <w:noProof w:val="0"/>
-          <w:color w:val="161616"/>
-          <w:sz w:val="24"/>
-          <w:szCs w:val="24"/>
-          <w:lang w:val="en-US"/>
-        </w:rPr>
-        <w:t xml:space="preserve">  </w:t>
-      </w:r>
-    </w:p>
-    <w:p>
-      <w:pPr>
-        <w:pStyle w:val="Normal"/>
-        <w:rPr>
-          <w:rFonts w:ascii="IBM Plex Sans" w:hAnsi="IBM Plex Sans" w:eastAsia="IBM Plex Sans" w:cs="IBM Plex Sans"/>
-          <w:b w:val="0"/>
-          <w:bCs w:val="0"/>
-          <w:i w:val="0"/>
-          <w:iCs w:val="0"/>
-          <w:caps w:val="0"/>
-          <w:smallCaps w:val="0"/>
-          <w:noProof w:val="0"/>
-          <w:color w:val="161616"/>
-          <w:sz w:val="24"/>
-          <w:szCs w:val="24"/>
-          <w:highlight w:val="black"/>
-          <w:lang w:val="en-US"/>
-        </w:rPr>
-      </w:pPr>
-    </w:p>
-    <w:p>
-      <w:pPr>
-        <w:pStyle w:val="Normal"/>
-        <w:rPr>
-          <w:rFonts w:ascii="IBM Plex Sans" w:hAnsi="IBM Plex Sans" w:eastAsia="IBM Plex Sans" w:cs="IBM Plex Sans"/>
-          <w:b w:val="0"/>
-          <w:bCs w:val="0"/>
-          <w:i w:val="0"/>
-          <w:iCs w:val="0"/>
-          <w:caps w:val="0"/>
-          <w:smallCaps w:val="0"/>
-          <w:noProof w:val="0"/>
-          <w:color w:val="161616"/>
-          <w:sz w:val="24"/>
-          <w:szCs w:val="24"/>
-          <w:lang w:val="en-US"/>
-        </w:rPr>
-      </w:pPr>
-    </w:p>
-    <w:p>
-      <w:pPr>
-        <w:pStyle w:val="Normal"/>
-        <w:rPr>
-          <w:rFonts w:ascii="IBM Plex Sans" w:hAnsi="IBM Plex Sans" w:eastAsia="IBM Plex Sans" w:cs="IBM Plex Sans"/>
-          <w:b w:val="0"/>
-          <w:bCs w:val="0"/>
-          <w:i w:val="0"/>
-          <w:iCs w:val="0"/>
-          <w:caps w:val="0"/>
-          <w:smallCaps w:val="0"/>
-          <w:noProof w:val="0"/>
-          <w:color w:val="161616"/>
-          <w:sz w:val="24"/>
-          <w:szCs w:val="24"/>
-          <w:lang w:val="en-US"/>
-        </w:rPr>
-      </w:pPr>
-    </w:p>
-    <w:p>
-      <w:pPr>
-        <w:pStyle w:val="Normal"/>
-        <w:rPr>
-          <w:rFonts w:ascii="IBM Plex Sans" w:hAnsi="IBM Plex Sans" w:eastAsia="IBM Plex Sans" w:cs="IBM Plex Sans"/>
-          <w:b w:val="0"/>
-          <w:bCs w:val="0"/>
-          <w:i w:val="0"/>
-          <w:iCs w:val="0"/>
-          <w:caps w:val="0"/>
-          <w:smallCaps w:val="0"/>
-          <w:noProof w:val="0"/>
-          <w:color w:val="161616"/>
-          <w:sz w:val="24"/>
-          <w:szCs w:val="24"/>
-          <w:lang w:val="en-US"/>
-        </w:rPr>
-      </w:pPr>
-    </w:p>
-    <w:p>
-      <w:pPr>
-        <w:pStyle w:val="Normal"/>
-        <w:rPr>
-          <w:rFonts w:ascii="IBM Plex Sans" w:hAnsi="IBM Plex Sans" w:eastAsia="IBM Plex Sans" w:cs="IBM Plex Sans"/>
-          <w:b w:val="0"/>
-          <w:bCs w:val="0"/>
-          <w:i w:val="0"/>
-          <w:iCs w:val="0"/>
-          <w:caps w:val="0"/>
-          <w:smallCaps w:val="0"/>
-          <w:noProof w:val="0"/>
-          <w:color w:val="161616"/>
-          <w:sz w:val="24"/>
-          <w:szCs w:val="24"/>
-          <w:lang w:val="en-US"/>
-        </w:rPr>
-      </w:pPr>
+          <w:lang w:val="en-US"/>
+        </w:rPr>
+      </w:pPr>
+    </w:p>
+    <w:p>
+      <w:r>
+        <w:br w:type="page"/>
+      </w:r>
     </w:p>
     <w:p>
       <w:pPr>
@@ -2578,6 +2465,33 @@
       <w:pPr>
         <w:pStyle w:val="Normal"/>
         <w:ind w:left="0"/>
+      </w:pPr>
+      <w:r>
+        <w:br/>
+      </w:r>
+      <w:r>
+        <w:br/>
+      </w:r>
+      <w:r>
+        <w:rPr/>
+        <w:t>As is the case with streaming platforms like Netflix, cloud gaming services have adopted different video encoding methods. That allows platforms like Shadow or Vortex to adapt the video stream based on your internet speed. If the connection falls below the good speeds for gaming, the video will show more compression artifacts.</w:t>
+      </w:r>
+      <w:r>
+        <w:br/>
+      </w:r>
+    </w:p>
+    <w:p>
+      <w:pPr>
+        <w:ind/>
+      </w:pPr>
+      <w:r>
+        <w:br w:type="page"/>
+      </w:r>
+    </w:p>
+    <w:p>
+      <w:pPr>
+        <w:pStyle w:val="Normal"/>
+        <w:ind w:left="0"/>
         <w:rPr>
           <w:highlight w:val="yellow"/>
         </w:rPr>
@@ -2586,19 +2500,6 @@
         <w:br/>
       </w:r>
       <w:r>
-        <w:br/>
-      </w:r>
-      <w:r>
-        <w:rPr/>
-        <w:t>As is the case with streaming platforms like Netflix, cloud gaming services have adopted different video encoding methods. That allows platforms like Shadow or Vortex to adapt the video stream based on your internet speed. If the connection falls below the good speeds for gaming, the video will show more compression artifacts.</w:t>
-      </w:r>
-      <w:r>
-        <w:br/>
-      </w:r>
-      <w:r>
-        <w:br/>
-      </w:r>
-      <w:r>
         <w:rPr>
           <w:highlight w:val="yellow"/>
         </w:rPr>
@@ -2626,67 +2527,116 @@
         <w:rPr>
           <w:highlight w:val="yellow"/>
         </w:rPr>
-        <w:t>pretty sim</w:t>
+        <w:t>simple</w:t>
       </w:r>
       <w:r>
         <w:rPr>
           <w:highlight w:val="yellow"/>
         </w:rPr>
-        <w:t>ple</w:t>
+        <w:t xml:space="preserve"> if you understand how streaming platforms like Netflix work. When connecting to Netfli</w:t>
       </w:r>
       <w:r>
         <w:rPr>
           <w:highlight w:val="yellow"/>
         </w:rPr>
-        <w:t xml:space="preserve"> if you understand how streaming platforms like Netflix work. When connecting to Netfli</w:t>
+        <w:t xml:space="preserve">x, </w:t>
       </w:r>
       <w:r>
         <w:rPr>
           <w:highlight w:val="yellow"/>
         </w:rPr>
-        <w:t xml:space="preserve">x, </w:t>
+        <w:t>you</w:t>
       </w:r>
       <w:r>
         <w:rPr>
           <w:highlight w:val="yellow"/>
         </w:rPr>
-        <w:t>you</w:t>
+        <w:t>’re</w:t>
       </w:r>
       <w:r>
         <w:rPr>
           <w:highlight w:val="yellow"/>
         </w:rPr>
-        <w:t>’re</w:t>
+        <w:t xml:space="preserve"> sending a request to a server that houses the content you want to stream. Once that request is sent, Netflix begins feeding you the conte</w:t>
       </w:r>
       <w:r>
         <w:rPr>
           <w:highlight w:val="yellow"/>
         </w:rPr>
-        <w:t xml:space="preserve"> sending a request to a server that houses the content you want to stream. Once that request is sent, Netflix begins feeding you the conte</w:t>
+        <w:t xml:space="preserve">nt </w:t>
       </w:r>
       <w:r>
         <w:rPr>
           <w:highlight w:val="yellow"/>
         </w:rPr>
-        <w:t xml:space="preserve">nt </w:t>
+        <w:t>tha</w:t>
       </w:r>
       <w:r>
         <w:rPr>
           <w:highlight w:val="yellow"/>
         </w:rPr>
-        <w:t>tha</w:t>
+        <w:t>t’s</w:t>
       </w:r>
       <w:r>
         <w:rPr>
           <w:highlight w:val="yellow"/>
         </w:rPr>
-        <w:t>t’s</w:t>
-      </w:r>
-      <w:r>
+        <w:t xml:space="preserve"> stored on the server in a stream, hence the name (Netflix gaming is a little different, though).</w:t>
+      </w:r>
+      <w:r>
+        <w:rPr/>
+        <w:t xml:space="preserve"> </w:t>
+      </w:r>
+    </w:p>
+    <w:p>
+      <w:pPr>
+        <w:pStyle w:val="Normal"/>
+        <w:ind w:left="0"/>
         <w:rPr>
           <w:highlight w:val="yellow"/>
         </w:rPr>
-        <w:t xml:space="preserve"> stored on the server in a stream, hence the name (Netflix gaming is a little different, though).</w:t>
+      </w:pPr>
+      <w:r>
+        <w:rPr>
+          <w:highlight w:val="yellow"/>
+        </w:rPr>
+        <w:t xml:space="preserve">You can do the same thing with </w:t>
+      </w:r>
+      <w:r>
+        <w:rPr>
+          <w:highlight w:val="yellow"/>
+        </w:rPr>
+        <w:t>gaming;</w:t>
+      </w:r>
+      <w:r>
+        <w:rPr>
+          <w:highlight w:val="yellow"/>
+        </w:rPr>
+        <w:t xml:space="preserve"> you just </w:t>
+      </w:r>
+      <w:r>
+        <w:rPr>
+          <w:highlight w:val="yellow"/>
+        </w:rPr>
+        <w:t>must</w:t>
+      </w:r>
+      <w:r>
+        <w:rPr>
+          <w:highlight w:val="yellow"/>
+        </w:rPr>
+        <w:t xml:space="preserve"> do it many times over. When playing a video game, </w:t>
+      </w:r>
+      <w:r>
+        <w:rPr>
+          <w:highlight w:val="yellow"/>
+        </w:rPr>
+        <w:t>you’re</w:t>
+      </w:r>
+      <w:r>
+        <w:rPr>
+          <w:highlight w:val="yellow"/>
+        </w:rPr>
+        <w:t xml:space="preserve"> constantly inputting commands, and the game is responding to that. For example, on a PC, pressing the “W” key would tell your character to move forward and pressing the “A” button on an Xbox may tell your character to jump.</w:t>
       </w:r>
       <w:r>
         <w:rPr/>
@@ -2705,31 +2655,31 @@
         <w:rPr>
           <w:highlight w:val="yellow"/>
         </w:rPr>
-        <w:t xml:space="preserve">You can do the same thing with </w:t>
+        <w:t xml:space="preserve">When playing a game on the cloud, </w:t>
       </w:r>
       <w:r>
         <w:rPr>
           <w:highlight w:val="yellow"/>
         </w:rPr>
-        <w:t>gaming,</w:t>
+        <w:t>you’re</w:t>
       </w:r>
       <w:r>
         <w:rPr>
           <w:highlight w:val="yellow"/>
         </w:rPr>
-        <w:t xml:space="preserve"> you just </w:t>
+        <w:t xml:space="preserve"> still inputting commands, but </w:t>
       </w:r>
       <w:r>
         <w:rPr>
           <w:highlight w:val="yellow"/>
         </w:rPr>
-        <w:t>have to</w:t>
+        <w:t>you’re</w:t>
       </w:r>
       <w:r>
         <w:rPr>
           <w:highlight w:val="yellow"/>
         </w:rPr>
-        <w:t xml:space="preserve"> do it many times over. When playing a video game, </w:t>
+        <w:t xml:space="preserve"> doing it over a network. A remote computer is running an instance of the game </w:t>
       </w:r>
       <w:r>
         <w:rPr>
@@ -2741,8 +2691,286 @@
         <w:rPr>
           <w:highlight w:val="yellow"/>
         </w:rPr>
-        <w:t xml:space="preserve"> constantly inputting commands, and the game is responding to that. For example, on a PC, pressing the “W” key would tell your character to move forward and pressing the “A” button on an Xbox may tell your character to jump.</w:t>
-      </w:r>
+        <w:t xml:space="preserve"> playing, and the display is being streamed to you. Your inputs are sent over the network, the remote machine responds with whatever command is being sent and the stream </w:t>
+      </w:r>
+      <w:r>
+        <w:rPr>
+          <w:highlight w:val="yellow"/>
+        </w:rPr>
+        <w:t>you’re</w:t>
+      </w:r>
+      <w:r>
+        <w:rPr>
+          <w:highlight w:val="yellow"/>
+        </w:rPr>
+        <w:t xml:space="preserve"> seeing is updated.</w:t>
+      </w:r>
+      <w:r>
+        <w:br/>
+      </w:r>
+      <w:r>
+        <w:br/>
+      </w:r>
+      <w:r>
+        <w:rPr>
+          <w:highlight w:val="yellow"/>
+        </w:rPr>
+        <w:t xml:space="preserve">All of this happens in a matter of milliseconds, which you can sometimes notice (more on that in the next section). </w:t>
+      </w:r>
+      <w:r>
+        <w:br/>
+      </w:r>
+      <w:r>
+        <w:br/>
+      </w:r>
+      <w:r>
+        <w:rPr>
+          <w:highlight w:val="yellow"/>
+        </w:rPr>
+        <w:t xml:space="preserve">The machines you connect to are usually servers inside of a data center. In the case of PlayStation Now, what you connect to is likely a few servers </w:t>
+      </w:r>
+      <w:r>
+        <w:rPr>
+          <w:highlight w:val="yellow"/>
+        </w:rPr>
+        <w:t>located</w:t>
+      </w:r>
+      <w:r>
+        <w:rPr>
+          <w:highlight w:val="yellow"/>
+        </w:rPr>
+        <w:t xml:space="preserve"> in the data centers that run the PlayStation Network.</w:t>
+      </w:r>
+    </w:p>
+    <w:p>
+      <w:pPr>
+        <w:pStyle w:val="Normal"/>
+        <w:ind w:left="0"/>
+        <w:rPr>
+          <w:highlight w:val="yellow"/>
+        </w:rPr>
+      </w:pPr>
+    </w:p>
+    <w:p>
+      <w:pPr>
+        <w:pStyle w:val="Normal"/>
+        <w:ind w:left="0"/>
+        <w:rPr>
+          <w:highlight w:val="yellow"/>
+        </w:rPr>
+      </w:pPr>
+    </w:p>
+    <w:p>
+      <w:pPr>
+        <w:pStyle w:val="Normal"/>
+        <w:ind w:left="0"/>
+        <w:rPr>
+          <w:highlight w:val="yellow"/>
+        </w:rPr>
+      </w:pPr>
+      <w:r>
+        <w:rPr>
+          <w:highlight w:val="yellow"/>
+        </w:rPr>
+        <w:t xml:space="preserve">Cloud gaming — in most cases — requires a subscription paid on a monthly or yearly basis </w:t>
+      </w:r>
+      <w:r>
+        <w:rPr>
+          <w:highlight w:val="yellow"/>
+        </w:rPr>
+        <w:t>to</w:t>
+      </w:r>
+      <w:r>
+        <w:rPr>
+          <w:highlight w:val="yellow"/>
+        </w:rPr>
+        <w:t xml:space="preserve"> access the content. With certain services, games must be </w:t>
+      </w:r>
+      <w:r>
+        <w:rPr>
+          <w:highlight w:val="yellow"/>
+        </w:rPr>
+        <w:t>purchased</w:t>
+      </w:r>
+      <w:r>
+        <w:rPr>
+          <w:highlight w:val="yellow"/>
+        </w:rPr>
+        <w:t xml:space="preserve"> on top of that fee.</w:t>
+      </w:r>
+      <w:r>
+        <w:br/>
+      </w:r>
+      <w:r>
+        <w:br/>
+      </w:r>
+      <w:r>
+        <w:rPr>
+          <w:highlight w:val="yellow"/>
+        </w:rPr>
+        <w:t>Cloud gaming services often provide dedicated or web-based apps to stream games. For example, Google Stadia is played through a web app on desktop PCs.</w:t>
+      </w:r>
+      <w:r>
+        <w:br/>
+      </w:r>
+      <w:r>
+        <w:br/>
+      </w:r>
+      <w:r>
+        <w:rPr>
+          <w:highlight w:val="yellow"/>
+        </w:rPr>
+        <w:t xml:space="preserve">Cloud streaming services are typically compatible with the latest controllers via Bluetooth, along with the traditional mouse and keyboard setup. On devices with touchscreens, like phones and tablets, </w:t>
+      </w:r>
+      <w:r>
+        <w:rPr>
+          <w:highlight w:val="yellow"/>
+        </w:rPr>
+        <w:t>you’ll</w:t>
+      </w:r>
+      <w:r>
+        <w:rPr>
+          <w:highlight w:val="yellow"/>
+        </w:rPr>
+        <w:t xml:space="preserve"> also see </w:t>
+      </w:r>
+      <w:r>
+        <w:rPr>
+          <w:highlight w:val="yellow"/>
+        </w:rPr>
+        <w:t>an option</w:t>
+      </w:r>
+      <w:r>
+        <w:rPr>
+          <w:highlight w:val="yellow"/>
+        </w:rPr>
+        <w:t xml:space="preserve"> to use on-screen controls.</w:t>
+      </w:r>
+      <w:r>
+        <w:br/>
+      </w:r>
+      <w:r>
+        <w:br/>
+      </w:r>
+      <w:r>
+        <w:rPr>
+          <w:highlight w:val="yellow"/>
+        </w:rPr>
+        <w:t xml:space="preserve">On the cloud side, you </w:t>
+      </w:r>
+      <w:r>
+        <w:rPr>
+          <w:highlight w:val="yellow"/>
+        </w:rPr>
+        <w:t>essentially have</w:t>
+      </w:r>
+      <w:r>
+        <w:rPr>
+          <w:highlight w:val="yellow"/>
+        </w:rPr>
+        <w:t xml:space="preserve"> access to a gaming PC in a data center. Each service handles its servers a little differently, though. Shadow cloud gaming service, for example, gives you access to a full Windows 10 machine in the cloud</w:t>
+      </w:r>
+      <w:r>
+        <w:br/>
+      </w:r>
+      <w:r>
+        <w:br/>
+      </w:r>
+      <w:r>
+        <w:rPr>
+          <w:highlight w:val="yellow"/>
+        </w:rPr>
+        <w:t xml:space="preserve">Regardless of the setup, </w:t>
+      </w:r>
+      <w:r>
+        <w:rPr>
+          <w:highlight w:val="yellow"/>
+        </w:rPr>
+        <w:t>you’re</w:t>
+      </w:r>
+      <w:r>
+        <w:rPr>
+          <w:highlight w:val="yellow"/>
+        </w:rPr>
+        <w:t xml:space="preserve"> borrowing a small amount of computing horsepower from what is </w:t>
+      </w:r>
+      <w:r>
+        <w:rPr>
+          <w:highlight w:val="yellow"/>
+        </w:rPr>
+        <w:t>essentially a</w:t>
+      </w:r>
+      <w:r>
+        <w:rPr>
+          <w:highlight w:val="yellow"/>
+        </w:rPr>
+        <w:t xml:space="preserve"> supercomputer.</w:t>
+      </w:r>
+      <w:r>
+        <w:br/>
+      </w:r>
+      <w:r>
+        <w:br/>
+      </w:r>
+      <w:r>
+        <w:rPr>
+          <w:highlight w:val="yellow"/>
+        </w:rPr>
+        <w:t xml:space="preserve">The servers handle the game rendering while sending you a video stream of </w:t>
+      </w:r>
+      <w:r>
+        <w:rPr>
+          <w:highlight w:val="yellow"/>
+        </w:rPr>
+        <w:t>the end result</w:t>
+      </w:r>
+      <w:r>
+        <w:rPr>
+          <w:highlight w:val="yellow"/>
+        </w:rPr>
+        <w:t>. The wrench in this system is player input. Games update based on what the player is doing, and because of that, cloud gaming services need a two-way data street. Your inputs travel to the server, and the server sends back a video stream.</w:t>
+      </w:r>
+      <w:r>
+        <w:br/>
+      </w:r>
+    </w:p>
+    <w:p>
+      <w:pPr>
+        <w:ind/>
+      </w:pPr>
+      <w:r>
+        <w:br w:type="page"/>
+      </w:r>
+    </w:p>
+    <w:p>
+      <w:pPr>
+        <w:pStyle w:val="Normal"/>
+        <w:ind w:left="0"/>
+      </w:pPr>
+      <w:r>
+        <w:br/>
+      </w:r>
+      <w:r>
+        <w:br/>
+      </w:r>
+      <w:r>
+        <w:rPr/>
+        <w:t xml:space="preserve">Certainly! </w:t>
+      </w:r>
+      <w:r>
+        <w:rPr/>
+        <w:t>Let's</w:t>
+      </w:r>
+      <w:r>
+        <w:rPr/>
+        <w:t xml:space="preserve"> dive deeper into the interaction flow within the Cloud Gaming Service:</w:t>
+      </w:r>
+    </w:p>
+    <w:p>
+      <w:pPr>
+        <w:pStyle w:val="Normal"/>
+        <w:ind w:left="0"/>
+      </w:pPr>
       <w:r>
         <w:rPr/>
         <w:t xml:space="preserve"> </w:t>
@@ -2752,63 +2980,636 @@
       <w:pPr>
         <w:pStyle w:val="Normal"/>
         <w:ind w:left="0"/>
-        <w:rPr>
-          <w:highlight w:val="yellow"/>
-        </w:rPr>
-      </w:pPr>
-      <w:r>
-        <w:rPr>
-          <w:highlight w:val="yellow"/>
-        </w:rPr>
-        <w:t xml:space="preserve">When playing a game on the cloud, </w:t>
-      </w:r>
-      <w:r>
-        <w:rPr>
-          <w:highlight w:val="yellow"/>
-        </w:rPr>
+      </w:pPr>
+      <w:r>
+        <w:rPr/>
+        <w:t>1. **User Connection**:</w:t>
+      </w:r>
+    </w:p>
+    <w:p>
+      <w:pPr>
+        <w:pStyle w:val="Normal"/>
+        <w:ind w:left="0"/>
+      </w:pPr>
+      <w:r>
+        <w:rPr/>
+        <w:t xml:space="preserve">   - When a user opens the main page of the gaming application in their browser, they establish a connection to the Coordinator.</w:t>
+      </w:r>
+    </w:p>
+    <w:p>
+      <w:pPr>
+        <w:pStyle w:val="Normal"/>
+        <w:ind w:left="0"/>
+      </w:pPr>
+      <w:r>
+        <w:rPr/>
+        <w:t xml:space="preserve">   - This initial connection is typically through HTTP or WebSocket protocols, depending on the requirements of the application.</w:t>
+      </w:r>
+    </w:p>
+    <w:p>
+      <w:pPr>
+        <w:pStyle w:val="Normal"/>
+        <w:ind w:left="0"/>
+      </w:pPr>
+      <w:r>
+        <w:rPr/>
+        <w:t xml:space="preserve"> </w:t>
+      </w:r>
+    </w:p>
+    <w:p>
+      <w:pPr>
+        <w:pStyle w:val="Normal"/>
+        <w:ind w:left="0"/>
+      </w:pPr>
+      <w:r>
+        <w:rPr/>
+        <w:t>2. **Worker Selection**:</w:t>
+      </w:r>
+    </w:p>
+    <w:p>
+      <w:pPr>
+        <w:pStyle w:val="Normal"/>
+        <w:ind w:left="0"/>
+      </w:pPr>
+      <w:r>
+        <w:rPr/>
+        <w:t xml:space="preserve">   - The Coordinator maintains a list of available Workers across different regions (e.g., US, DE, XX).</w:t>
+      </w:r>
+    </w:p>
+    <w:p>
+      <w:pPr>
+        <w:pStyle w:val="Normal"/>
+        <w:ind w:left="0"/>
+      </w:pPr>
+      <w:r>
+        <w:rPr/>
+        <w:t xml:space="preserve">   - Upon user connection, the Coordinator assesses the current workload and selects a subset of suitable Workers based on factors like geographic proximity, server load, and available resources.</w:t>
+      </w:r>
+    </w:p>
+    <w:p>
+      <w:pPr>
+        <w:pStyle w:val="Normal"/>
+        <w:ind w:left="0"/>
+      </w:pPr>
+      <w:r>
+        <w:rPr/>
+        <w:t xml:space="preserve">   - The Coordinator then provides the user with a list of these selected Workers, typically ordered by perceived suitability.</w:t>
+      </w:r>
+    </w:p>
+    <w:p>
+      <w:pPr>
+        <w:pStyle w:val="Normal"/>
+        <w:ind w:left="0"/>
+      </w:pPr>
+      <w:r>
+        <w:rPr/>
+        <w:t xml:space="preserve"> </w:t>
+      </w:r>
+    </w:p>
+    <w:p>
+      <w:pPr>
+        <w:pStyle w:val="Normal"/>
+        <w:ind w:left="0"/>
+      </w:pPr>
+      <w:r>
+        <w:rPr/>
+        <w:t>3. **Latency Check**:</w:t>
+      </w:r>
+    </w:p>
+    <w:p>
+      <w:pPr>
+        <w:pStyle w:val="Normal"/>
+        <w:ind w:left="0"/>
+      </w:pPr>
+      <w:r>
+        <w:rPr/>
+        <w:t xml:space="preserve">   - The user proceeds to perform latency checks on the list of available Workers.</w:t>
+      </w:r>
+    </w:p>
+    <w:p>
+      <w:pPr>
+        <w:pStyle w:val="Normal"/>
+        <w:ind w:left="0"/>
+      </w:pPr>
+      <w:r>
+        <w:rPr/>
+        <w:t xml:space="preserve">   - Latency checks involve measuring the round-trip time (RTT) between the user's device and each Worker. This could be achieved through various methods, such as sending ping requests.</w:t>
+      </w:r>
+    </w:p>
+    <w:p>
+      <w:pPr>
+        <w:pStyle w:val="Normal"/>
+        <w:ind w:left="0"/>
+      </w:pPr>
+      <w:r>
+        <w:rPr/>
+        <w:t xml:space="preserve">   - The user collects latency data for each Worker to evaluate performance and determine the most responsive option.</w:t>
+      </w:r>
+    </w:p>
+    <w:p>
+      <w:pPr>
+        <w:pStyle w:val="Normal"/>
+        <w:ind w:left="0"/>
+      </w:pPr>
+      <w:r>
+        <w:rPr/>
+        <w:t xml:space="preserve"> </w:t>
+      </w:r>
+    </w:p>
+    <w:p>
+      <w:pPr>
+        <w:pStyle w:val="Normal"/>
+        <w:ind w:left="0"/>
+      </w:pPr>
+      <w:r>
+        <w:rPr/>
+        <w:t>4. **Worker Selection**:</w:t>
+      </w:r>
+    </w:p>
+    <w:p>
+      <w:pPr>
+        <w:pStyle w:val="Normal"/>
+        <w:ind w:left="0"/>
+      </w:pPr>
+      <w:r>
+        <w:rPr/>
+        <w:t xml:space="preserve">   - Based on the collected latency data, the user selects the most suitable Worker from the list provided by the Coordinator.</w:t>
+      </w:r>
+    </w:p>
+    <w:p>
+      <w:pPr>
+        <w:pStyle w:val="Normal"/>
+        <w:ind w:left="0"/>
+      </w:pPr>
+      <w:r>
+        <w:rPr/>
+        <w:t xml:space="preserve">   - The selection criteria might prioritize low latency, stable connection, or other user-defined preferences.</w:t>
+      </w:r>
+    </w:p>
+    <w:p>
+      <w:pPr>
+        <w:pStyle w:val="Normal"/>
+        <w:ind w:left="0"/>
+      </w:pPr>
+      <w:r>
+        <w:rPr/>
+        <w:t xml:space="preserve">   - The user informs the Coordinator of their chosen Worker, initiating the next phase of the interaction flow.</w:t>
+      </w:r>
+    </w:p>
+    <w:p>
+      <w:pPr>
+        <w:pStyle w:val="Normal"/>
+        <w:ind w:left="0"/>
+      </w:pPr>
+      <w:r>
+        <w:rPr/>
+        <w:t xml:space="preserve"> </w:t>
+      </w:r>
+    </w:p>
+    <w:p>
+      <w:pPr>
+        <w:pStyle w:val="Normal"/>
+        <w:ind w:left="0"/>
+      </w:pPr>
+      <w:r>
+        <w:rPr/>
+        <w:t>5. **Peer-to-Peer Connection**:</w:t>
+      </w:r>
+    </w:p>
+    <w:p>
+      <w:pPr>
+        <w:pStyle w:val="Normal"/>
+        <w:ind w:left="0"/>
+      </w:pPr>
+      <w:r>
+        <w:rPr/>
+        <w:t xml:space="preserve">   - The Coordinator facilitates the establishment of a peer-to-peer connection between the user and the selected Worker using the WebRTC protocol.</w:t>
+      </w:r>
+    </w:p>
+    <w:p>
+      <w:pPr>
+        <w:pStyle w:val="Normal"/>
+        <w:ind w:left="0"/>
+      </w:pPr>
+      <w:r>
+        <w:rPr/>
+        <w:t xml:space="preserve">   - WebRTC enables real-time communication between the user's browser and the Worker's streaming infrastructure.</w:t>
+      </w:r>
+    </w:p>
+    <w:p>
+      <w:pPr>
+        <w:pStyle w:val="Normal"/>
+        <w:ind w:left="0"/>
+      </w:pPr>
+      <w:r>
+        <w:rPr/>
+        <w:t xml:space="preserve">   - The Coordinator acts as a signaling server, exchanging session control messages between the user and the Worker to set up the peer connection.</w:t>
+      </w:r>
+    </w:p>
+    <w:p>
+      <w:pPr>
+        <w:pStyle w:val="Normal"/>
+        <w:ind w:left="0"/>
+      </w:pPr>
+      <w:r>
+        <w:rPr/>
+        <w:t xml:space="preserve">   - Once the WebRTC handshake is complete, direct communication channels are established for streaming game content and exchanging user input.</w:t>
+      </w:r>
+    </w:p>
+    <w:p>
+      <w:pPr>
+        <w:pStyle w:val="Normal"/>
+        <w:ind w:left="0"/>
+      </w:pPr>
+      <w:r>
+        <w:rPr/>
+        <w:t xml:space="preserve"> </w:t>
+      </w:r>
+    </w:p>
+    <w:p>
+      <w:pPr>
+        <w:pStyle w:val="Normal"/>
+        <w:ind w:left="0"/>
+      </w:pPr>
+      <w:r>
+        <w:rPr/>
+        <w:t>6. **Game Streaming**:</w:t>
+      </w:r>
+    </w:p>
+    <w:p>
+      <w:pPr>
+        <w:pStyle w:val="Normal"/>
+        <w:ind w:left="0"/>
+      </w:pPr>
+      <w:r>
+        <w:rPr/>
+        <w:t xml:space="preserve">   - With the peer-to-peer connection established, the Worker begins streaming the game content to the user's browser.</w:t>
+      </w:r>
+    </w:p>
+    <w:p>
+      <w:pPr>
+        <w:pStyle w:val="Normal"/>
+        <w:ind w:left="0"/>
+      </w:pPr>
+      <w:r>
+        <w:rPr/>
+        <w:t xml:space="preserve">   - The Worker runs the game emulator, processes audio and video data, encodes it into a suitable streaming format (e.g., H.264 for video, Opus for audio), and transmits the encoded streams to the user.</w:t>
+      </w:r>
+    </w:p>
+    <w:p>
+      <w:pPr>
+        <w:pStyle w:val="Normal"/>
+        <w:ind w:left="0"/>
+      </w:pPr>
+      <w:r>
+        <w:rPr/>
+        <w:t xml:space="preserve">   - Meanwhile, the user interacts with the game interface rendered in their browser, sending input commands (e.g., keyboard, mouse) to the Worker over the established WebRTC connection.</w:t>
+      </w:r>
+    </w:p>
+    <w:p>
+      <w:pPr>
+        <w:pStyle w:val="Normal"/>
+        <w:ind w:left="0"/>
+      </w:pPr>
+      <w:r>
+        <w:rPr/>
+        <w:t xml:space="preserve"> </w:t>
+      </w:r>
+    </w:p>
+    <w:p>
+      <w:pPr>
+        <w:pStyle w:val="Normal"/>
+        <w:ind w:left="0"/>
+      </w:pPr>
+      <w:r>
+        <w:rPr/>
+        <w:t>7. **Game State Management**:</w:t>
+      </w:r>
+    </w:p>
+    <w:p>
+      <w:pPr>
+        <w:pStyle w:val="Normal"/>
+        <w:ind w:left="0"/>
+      </w:pPr>
+      <w:r>
+        <w:rPr/>
+        <w:t xml:space="preserve">   - Throughout the gaming session, the Worker continuously updates and synchronizes the game state with cloud storage.</w:t>
+      </w:r>
+    </w:p>
+    <w:p>
+      <w:pPr>
+        <w:pStyle w:val="Normal"/>
+        <w:ind w:left="0"/>
+      </w:pPr>
+      <w:r>
+        <w:rPr/>
+        <w:t xml:space="preserve">   - Game states, including player progress, achievements, and other relevant data, are periodically saved to cloud storage to ensure consistency and persistence across distributed Workers.</w:t>
+      </w:r>
+    </w:p>
+    <w:p>
+      <w:pPr>
+        <w:pStyle w:val="Normal"/>
+        <w:ind w:left="0"/>
+      </w:pPr>
+      <w:r>
+        <w:rPr/>
+        <w:t xml:space="preserve">   - This enables users to seamlessly resume their gaming sessions from any device or location without losing progress.</w:t>
+      </w:r>
+    </w:p>
+    <w:p>
+      <w:pPr>
+        <w:pStyle w:val="Normal"/>
+        <w:ind w:left="0"/>
+      </w:pPr>
+      <w:r>
+        <w:rPr/>
+        <w:t xml:space="preserve"> </w:t>
+      </w:r>
+    </w:p>
+    <w:p>
+      <w:pPr>
+        <w:pStyle w:val="Normal"/>
+        <w:ind w:left="0"/>
+      </w:pPr>
+      <w:r>
+        <w:rPr/>
+        <w:t xml:space="preserve">By meticulously orchestrating these steps, the Cloud Gaming Service </w:t>
+      </w:r>
+      <w:r>
+        <w:rPr/>
+        <w:t>optimizes</w:t>
+      </w:r>
+      <w:r>
+        <w:rPr/>
+        <w:t xml:space="preserve"> the user experience, </w:t>
+      </w:r>
+      <w:r>
+        <w:rPr/>
+        <w:t>leveraging</w:t>
+      </w:r>
+      <w:r>
+        <w:rPr/>
+        <w:t xml:space="preserve"> real-time communication technologies and distributed computing infrastructure to deliver high-performance gaming streams while </w:t>
+      </w:r>
+      <w:r>
+        <w:rPr/>
+        <w:t>maintaining</w:t>
+      </w:r>
+      <w:r>
+        <w:rPr/>
+        <w:t xml:space="preserve"> flexibility, scalability, and reliability.</w:t>
+      </w:r>
+      <w:r>
+        <w:br/>
+      </w:r>
+      <w:r>
+        <w:br/>
+      </w:r>
+      <w:r>
+        <w:br/>
+      </w:r>
+      <w:r>
+        <w:rPr/>
+        <w:t>https://github.com/giongto35/cloud-game/blob/master/DESIGNv2.md</w:t>
+      </w:r>
+      <w:r>
+        <w:br/>
+      </w:r>
+      <w:r>
+        <w:br/>
+      </w:r>
+      <w:r>
+        <w:br/>
+      </w:r>
+      <w:r>
+        <w:br/>
+      </w:r>
+      <w:r>
+        <w:br/>
+      </w:r>
+      <w:r>
+        <w:br/>
+      </w:r>
+      <w:r>
+        <w:br/>
+      </w:r>
+      <w:r>
+        <w:br/>
+      </w:r>
+      <w:r>
+        <w:br/>
+      </w:r>
+    </w:p>
+    <w:p>
+      <w:pPr>
+        <w:ind/>
+      </w:pPr>
+      <w:r>
+        <w:br w:type="page"/>
+      </w:r>
+    </w:p>
+    <w:p>
+      <w:pPr>
+        <w:pStyle w:val="Normal"/>
+        <w:ind w:left="0"/>
+      </w:pPr>
+      <w:r>
+        <w:br/>
+      </w:r>
+      <w:r>
+        <w:br/>
+      </w:r>
+      <w:r>
+        <w:rPr/>
+        <w:t>LATENCY AND BANDWIDTH</w:t>
+      </w:r>
+      <w:r>
+        <w:br/>
+      </w:r>
+    </w:p>
+    <w:p>
+      <w:pPr>
+        <w:pStyle w:val="Normal"/>
+        <w:ind w:left="0"/>
+      </w:pPr>
+      <w:r>
+        <w:br/>
+      </w:r>
+      <w:r>
+        <w:rPr/>
+        <w:t xml:space="preserve">The two </w:t>
+      </w:r>
+      <w:r>
+        <w:rPr/>
+        <w:t xml:space="preserve">important </w:t>
+      </w:r>
+      <w:r>
+        <w:rPr/>
+        <w:t>factors</w:t>
+      </w:r>
+      <w:r>
+        <w:rPr/>
+        <w:t xml:space="preserve"> to consider when talking about cloud gaming are latency and bandwidth. Gamers are </w:t>
+      </w:r>
+      <w:r>
+        <w:rPr/>
+        <w:t>likely familiar</w:t>
+      </w:r>
+      <w:r>
+        <w:rPr/>
+        <w:t xml:space="preserve"> with latency or, as </w:t>
+      </w:r>
+      <w:r>
+        <w:rPr/>
+        <w:t>it’s</w:t>
+      </w:r>
+      <w:r>
+        <w:rPr/>
+        <w:t xml:space="preserve"> often referred to, “ping.” </w:t>
+      </w:r>
+      <w:r>
+        <w:br/>
+      </w:r>
+      <w:r>
+        <w:br/>
+      </w:r>
+      <w:r>
+        <w:rPr/>
+        <w:t>Your ping is how long it takes — usually in milliseconds — for an input to be sent across a network in a round trip</w:t>
+      </w:r>
+      <w:r>
+        <w:br/>
+      </w:r>
+      <w:r>
+        <w:br/>
+      </w:r>
+      <w:r>
+        <w:rPr/>
+        <w:t xml:space="preserve">Latency is used to measure how good your connection is when gaming online because the requests </w:t>
+      </w:r>
+      <w:r>
+        <w:rPr/>
         <w:t>you’re</w:t>
       </w:r>
       <w:r>
-        <w:rPr>
-          <w:highlight w:val="yellow"/>
-        </w:rPr>
-        <w:t xml:space="preserve"> still inputting commands, but </w:t>
-      </w:r>
-      <w:r>
-        <w:rPr>
-          <w:highlight w:val="yellow"/>
-        </w:rPr>
+        <w:rPr/>
+        <w:t xml:space="preserve"> sending are all that matters.</w:t>
+      </w:r>
+      <w:r>
+        <w:br/>
+      </w:r>
+      <w:r>
+        <w:br/>
+      </w:r>
+      <w:r>
+        <w:rPr/>
+        <w:t xml:space="preserve">Latency is </w:t>
+      </w:r>
+      <w:r>
+        <w:rPr/>
+        <w:t>mainly a</w:t>
+      </w:r>
+      <w:r>
+        <w:rPr/>
+        <w:t xml:space="preserve"> factor of how far a server is from your physical location. The closer you are to the server </w:t>
+      </w:r>
+      <w:r>
+        <w:rPr/>
         <w:t>you’re</w:t>
       </w:r>
       <w:r>
-        <w:rPr>
-          <w:highlight w:val="yellow"/>
-        </w:rPr>
-        <w:t xml:space="preserve"> doing it over a network. A remote computer is running an instance of the game </w:t>
-      </w:r>
-      <w:r>
-        <w:rPr>
-          <w:highlight w:val="yellow"/>
-        </w:rPr>
+        <w:rPr/>
+        <w:t xml:space="preserve"> connecting to, the lower your latency, in most cases.  </w:t>
+      </w:r>
+      <w:r>
+        <w:br/>
+      </w:r>
+      <w:r>
+        <w:br/>
+      </w:r>
+      <w:r>
+        <w:rPr/>
+        <w:t xml:space="preserve">In the case of online gaming, bandwidth — the </w:t>
+      </w:r>
+      <w:r>
+        <w:rPr/>
+        <w:t>maximum</w:t>
+      </w:r>
+      <w:r>
+        <w:rPr/>
+        <w:t xml:space="preserve"> amount of data that can be transferred — </w:t>
+      </w:r>
+      <w:r>
+        <w:rPr/>
+        <w:t>doesn’t</w:t>
+      </w:r>
+      <w:r>
+        <w:rPr/>
+        <w:t xml:space="preserve"> matter, as </w:t>
+      </w:r>
+      <w:r>
+        <w:rPr/>
         <w:t>you’re</w:t>
       </w:r>
       <w:r>
-        <w:rPr>
-          <w:highlight w:val="yellow"/>
-        </w:rPr>
-        <w:t xml:space="preserve"> playing, and the display is being streamed to you. Your inputs are sent over the network, the remote machine responds with whatever command is being sent and the stream </w:t>
-      </w:r>
-      <w:r>
-        <w:rPr>
-          <w:highlight w:val="yellow"/>
-        </w:rPr>
-        <w:t>you’re</w:t>
-      </w:r>
-      <w:r>
-        <w:rPr>
-          <w:highlight w:val="yellow"/>
-        </w:rPr>
-        <w:t xml:space="preserve"> seeing is updated.</w:t>
+        <w:rPr/>
+        <w:t xml:space="preserve"> only transporting small bits of data. For cloud gaming, though, bandwidth is a key metric.  </w:t>
+      </w:r>
+      <w:r>
+        <w:br/>
+      </w:r>
+      <w:r>
+        <w:br/>
+      </w:r>
+      <w:r>
+        <w:rPr/>
+        <w:t xml:space="preserve">Like playing games online, your latency is important in </w:t>
+      </w:r>
+      <w:r>
+        <w:rPr/>
+        <w:t>determining</w:t>
+      </w:r>
+      <w:r>
+        <w:rPr/>
+        <w:t xml:space="preserve"> how long it takes for your inputs to register. However, unlike playing online, a lot of data needs to be transferred over the network.  </w:t>
+      </w:r>
+      <w:r>
+        <w:br/>
+      </w:r>
+      <w:r>
+        <w:br/>
+      </w:r>
+      <w:r>
+        <w:rPr/>
+        <w:t xml:space="preserve">Due to the constantly changing nature of gaming, though, that responsiveness can make or break the experience. You need a solid internet connection and close data centers for cloud gaming, </w:t>
+      </w:r>
+      <w:r>
+        <w:rPr/>
+        <w:t>there’s</w:t>
+      </w:r>
+      <w:r>
+        <w:rPr/>
+        <w:t xml:space="preserve"> no arguing that. However, how quickly the remote computer can respond to your requests is equally as important.</w:t>
+      </w:r>
+      <w:r>
+        <w:br/>
+      </w:r>
+      <w:r>
+        <w:br/>
+      </w:r>
+      <w:r>
+        <w:br/>
+      </w:r>
+      <w:r>
+        <w:br/>
+      </w:r>
+    </w:p>
+    <w:p>
+      <w:pPr>
+        <w:ind/>
+      </w:pPr>
+      <w:r>
+        <w:br w:type="page"/>
       </w:r>
     </w:p>
     <w:p>
@@ -2817,336 +3618,6 @@
         <w:ind w:left="0"/>
       </w:pPr>
       <w:r>
-        <w:rPr>
-          <w:highlight w:val="yellow"/>
-        </w:rPr>
-        <w:t xml:space="preserve">Cloud gaming — in most cases — requires a subscription paid on a monthly or yearly basis </w:t>
-      </w:r>
-      <w:r>
-        <w:rPr>
-          <w:highlight w:val="yellow"/>
-        </w:rPr>
-        <w:t>in order to</w:t>
-      </w:r>
-      <w:r>
-        <w:rPr>
-          <w:highlight w:val="yellow"/>
-        </w:rPr>
-        <w:t xml:space="preserve"> access the content. With certain services, games must be </w:t>
-      </w:r>
-      <w:r>
-        <w:rPr>
-          <w:highlight w:val="yellow"/>
-        </w:rPr>
-        <w:t>purchased</w:t>
-      </w:r>
-      <w:r>
-        <w:rPr>
-          <w:highlight w:val="yellow"/>
-        </w:rPr>
-        <w:t xml:space="preserve"> on top of that fee.</w:t>
-      </w:r>
-      <w:r>
-        <w:br/>
-      </w:r>
-      <w:r>
-        <w:br/>
-      </w:r>
-      <w:r>
-        <w:rPr>
-          <w:highlight w:val="yellow"/>
-        </w:rPr>
-        <w:t>Cloud gaming services often provide dedicated or web-based apps to stream games. For example, Google Stadia is played through a web app on desktop PCs.</w:t>
-      </w:r>
-      <w:r>
-        <w:br/>
-      </w:r>
-      <w:r>
-        <w:rPr>
-          <w:highlight w:val="yellow"/>
-        </w:rPr>
-        <w:t xml:space="preserve">Cloud streaming services are typically compatible with the latest controllers via Bluetooth, along with the traditional mouse and keyboard setup. On devices with touchscreens, like phones and tablets, </w:t>
-      </w:r>
-      <w:r>
-        <w:rPr>
-          <w:highlight w:val="yellow"/>
-        </w:rPr>
-        <w:t>you’ll</w:t>
-      </w:r>
-      <w:r>
-        <w:rPr>
-          <w:highlight w:val="yellow"/>
-        </w:rPr>
-        <w:t xml:space="preserve"> also see </w:t>
-      </w:r>
-      <w:r>
-        <w:rPr>
-          <w:highlight w:val="yellow"/>
-        </w:rPr>
-        <w:t>an option</w:t>
-      </w:r>
-      <w:r>
-        <w:rPr>
-          <w:highlight w:val="yellow"/>
-        </w:rPr>
-        <w:t xml:space="preserve"> to use on-screen controls.</w:t>
-      </w:r>
-      <w:r>
-        <w:br/>
-      </w:r>
-      <w:r>
-        <w:br/>
-      </w:r>
-      <w:r>
-        <w:rPr>
-          <w:highlight w:val="yellow"/>
-        </w:rPr>
-        <w:t xml:space="preserve">On the cloud side, you </w:t>
-      </w:r>
-      <w:r>
-        <w:rPr>
-          <w:highlight w:val="yellow"/>
-        </w:rPr>
-        <w:t>essentially have</w:t>
-      </w:r>
-      <w:r>
-        <w:rPr>
-          <w:highlight w:val="yellow"/>
-        </w:rPr>
-        <w:t xml:space="preserve"> access to a gaming PC in a data center. Each service handles its servers a little differently, though. Shadow cloud gaming service, for example, gives you access to a full Windows 10 machine in the cloud</w:t>
-      </w:r>
-      <w:r>
-        <w:br/>
-      </w:r>
-      <w:r>
-        <w:br/>
-      </w:r>
-      <w:r>
-        <w:rPr>
-          <w:highlight w:val="yellow"/>
-        </w:rPr>
-        <w:t xml:space="preserve">Regardless of the setup, </w:t>
-      </w:r>
-      <w:r>
-        <w:rPr>
-          <w:highlight w:val="yellow"/>
-        </w:rPr>
-        <w:t>you’re</w:t>
-      </w:r>
-      <w:r>
-        <w:rPr>
-          <w:highlight w:val="yellow"/>
-        </w:rPr>
-        <w:t xml:space="preserve"> borrowing a small amount of computing horsepower from what is </w:t>
-      </w:r>
-      <w:r>
-        <w:rPr>
-          <w:highlight w:val="yellow"/>
-        </w:rPr>
-        <w:t>essentially a</w:t>
-      </w:r>
-      <w:r>
-        <w:rPr>
-          <w:highlight w:val="yellow"/>
-        </w:rPr>
-        <w:t xml:space="preserve"> supercomputer.</w:t>
-      </w:r>
-      <w:r>
-        <w:br/>
-      </w:r>
-      <w:r>
-        <w:br/>
-      </w:r>
-      <w:r>
-        <w:rPr>
-          <w:highlight w:val="yellow"/>
-        </w:rPr>
-        <w:t xml:space="preserve">The servers handle the game rendering while sending you a video stream of </w:t>
-      </w:r>
-      <w:r>
-        <w:rPr>
-          <w:highlight w:val="yellow"/>
-        </w:rPr>
-        <w:t>the end result</w:t>
-      </w:r>
-      <w:r>
-        <w:rPr>
-          <w:highlight w:val="yellow"/>
-        </w:rPr>
-        <w:t>. The wrench in this system is player input. Games update based on what the player is doing, and because of that, cloud gaming services need a two-way data street. Your inputs travel to the server, and the server sends back a video stream.</w:t>
-      </w:r>
-      <w:r>
-        <w:br/>
-      </w:r>
-      <w:r>
-        <w:br/>
-      </w:r>
-      <w:r>
-        <w:br/>
-      </w:r>
-      <w:r>
-        <w:br/>
-      </w:r>
-      <w:r>
-        <w:br/>
-      </w:r>
-      <w:r>
-        <w:br/>
-      </w:r>
-      <w:r>
-        <w:rPr/>
-        <w:t>LATENCY AND BANDWIDTH</w:t>
-      </w:r>
-      <w:r>
-        <w:br/>
-      </w:r>
-      <w:r>
-        <w:br/>
-      </w:r>
-      <w:r>
-        <w:rPr/>
-        <w:t xml:space="preserve">The two factors to consider when talking about cloud gaming are latency and bandwidth. Gamers are </w:t>
-      </w:r>
-      <w:r>
-        <w:rPr/>
-        <w:t>likely familiar</w:t>
-      </w:r>
-      <w:r>
-        <w:rPr/>
-        <w:t xml:space="preserve"> with latency or, as </w:t>
-      </w:r>
-      <w:r>
-        <w:rPr/>
-        <w:t>it’s</w:t>
-      </w:r>
-      <w:r>
-        <w:rPr/>
-        <w:t xml:space="preserve"> often referred to, “ping.” Your ping is how long it takes — usually in milliseconds — for an input to be sent across a network in a round trip</w:t>
-      </w:r>
-      <w:r>
-        <w:br/>
-      </w:r>
-      <w:r>
-        <w:br/>
-      </w:r>
-      <w:r>
-        <w:rPr/>
-        <w:t xml:space="preserve">Latency is used to measure how good your connection is when gaming online because the requests </w:t>
-      </w:r>
-      <w:r>
-        <w:rPr/>
-        <w:t>you’re</w:t>
-      </w:r>
-      <w:r>
-        <w:rPr/>
-        <w:t xml:space="preserve"> sending are all that matters.</w:t>
-      </w:r>
-      <w:r>
-        <w:br/>
-      </w:r>
-      <w:r>
-        <w:rPr/>
-        <w:t xml:space="preserve">Latency is </w:t>
-      </w:r>
-      <w:r>
-        <w:rPr/>
-        <w:t>mainly a</w:t>
-      </w:r>
-      <w:r>
-        <w:rPr/>
-        <w:t xml:space="preserve"> factor of how far a server is from your physical location. The closer you are to the server </w:t>
-      </w:r>
-      <w:r>
-        <w:rPr/>
-        <w:t>you’re</w:t>
-      </w:r>
-      <w:r>
-        <w:rPr/>
-        <w:t xml:space="preserve"> connecting to, the lower your latency, in most cases.  </w:t>
-      </w:r>
-      <w:r>
-        <w:br/>
-      </w:r>
-      <w:r>
-        <w:br/>
-      </w:r>
-      <w:r>
-        <w:rPr/>
-        <w:t xml:space="preserve">In the case of online gaming, bandwidth — the </w:t>
-      </w:r>
-      <w:r>
-        <w:rPr/>
-        <w:t>maximum</w:t>
-      </w:r>
-      <w:r>
-        <w:rPr/>
-        <w:t xml:space="preserve"> amount of data that can be transferred — </w:t>
-      </w:r>
-      <w:r>
-        <w:rPr/>
-        <w:t>doesn’t</w:t>
-      </w:r>
-      <w:r>
-        <w:rPr/>
-        <w:t xml:space="preserve"> matter, as </w:t>
-      </w:r>
-      <w:r>
-        <w:rPr/>
-        <w:t>you’re</w:t>
-      </w:r>
-      <w:r>
-        <w:rPr/>
-        <w:t xml:space="preserve"> only transporting small bits of data. For cloud gaming, though, bandwidth is a key metric.  </w:t>
-      </w:r>
-      <w:r>
-        <w:br/>
-      </w:r>
-      <w:r>
-        <w:br/>
-      </w:r>
-      <w:r>
-        <w:rPr/>
-        <w:t xml:space="preserve">Like playing games online, your latency is important in </w:t>
-      </w:r>
-      <w:r>
-        <w:rPr/>
-        <w:t>determining</w:t>
-      </w:r>
-      <w:r>
-        <w:rPr/>
-        <w:t xml:space="preserve"> how long it takes for your inputs to register. However, unlike playing online, a lot of data needs to be transferred over the network.  </w:t>
-      </w:r>
-      <w:r>
-        <w:br/>
-      </w:r>
-      <w:r>
-        <w:br/>
-      </w:r>
-      <w:r>
-        <w:rPr/>
-        <w:t xml:space="preserve">Due to the constantly changing nature of gaming, though, that responsiveness can make or break the experience. You need a solid internet connection and close data centers for cloud gaming, </w:t>
-      </w:r>
-      <w:r>
-        <w:rPr/>
-        <w:t>there’s</w:t>
-      </w:r>
-      <w:r>
-        <w:rPr/>
-        <w:t xml:space="preserve"> no arguing that. However, how quickly the remote computer can respond to your requests is equally as important.</w:t>
-      </w:r>
-      <w:r>
-        <w:br/>
-      </w:r>
-      <w:r>
-        <w:br/>
-      </w:r>
-      <w:r>
-        <w:br/>
-      </w:r>
-      <w:r>
-        <w:br/>
-      </w:r>
-      <w:r>
         <w:br/>
       </w:r>
       <w:r>
@@ -3218,7 +3689,7 @@
       </w:r>
       <w:r>
         <w:rPr/>
-        <w:t>the technical</w:t>
+        <w:t>technical</w:t>
       </w:r>
       <w:r>
         <w:rPr/>
@@ -3232,7 +3703,23 @@
       </w:r>
       <w:r>
         <w:rPr/>
-        <w:t xml:space="preserve">Now, cloud gaming has financial backing from some of the biggest tech companies in the world, enabling lower latency, higher frame rates, and a more convenient setup process.  </w:t>
+        <w:t xml:space="preserve">Now, cloud gaming has financial backing from some of the biggest tech companies in the world, enabling lower </w:t>
+      </w:r>
+      <w:r>
+        <w:rPr/>
+        <w:t>latency,</w:t>
+      </w:r>
+      <w:r>
+        <w:rPr/>
+        <w:t xml:space="preserve"> higher frame </w:t>
+      </w:r>
+      <w:r>
+        <w:rPr/>
+        <w:t>rates,</w:t>
+      </w:r>
+      <w:r>
+        <w:rPr/>
+        <w:t xml:space="preserve"> and a more convenient setup process.  </w:t>
       </w:r>
       <w:r>
         <w:br/>
@@ -3262,27 +3749,58 @@
         <w:br/>
       </w:r>
       <w:r>
-        <w:br/>
-      </w:r>
-      <w:r>
-        <w:br/>
-      </w:r>
-      <w:r>
-        <w:br/>
-      </w:r>
-    </w:p>
-    <w:p>
-      <w:pPr>
-        <w:pStyle w:val="Normal"/>
-        <w:ind w:left="0"/>
-        <w:rPr>
-          <w:b w:val="1"/>
-          <w:bCs w:val="1"/>
-          <w:sz w:val="32"/>
-          <w:szCs w:val="32"/>
-        </w:rPr>
-      </w:pPr>
-      <w:r>
+        <w:rPr/>
+        <w:t xml:space="preserve">Most people won’t have an Internet connection and network hardware tailored to handle cloud gaming, which typically demands a perfectly stable connection speed of 30 to 60Mbps for a solid experience. Even if you have that, the slightest bottleneck or network instability can send the experience into a tailspin. Troubleshooting the problems </w:t>
+      </w:r>
+      <w:r>
+        <w:rPr/>
+        <w:t>take</w:t>
+      </w:r>
+      <w:r>
+        <w:rPr/>
+        <w:t xml:space="preserve"> time, and </w:t>
+      </w:r>
+      <w:r>
+        <w:rPr/>
+        <w:t>I’m</w:t>
+      </w:r>
+      <w:r>
+        <w:rPr/>
+        <w:t xml:space="preserve"> certain most people </w:t>
+      </w:r>
+      <w:r>
+        <w:rPr/>
+        <w:t>won’t</w:t>
+      </w:r>
+      <w:r>
+        <w:rPr/>
+        <w:t xml:space="preserve"> know where to begin.</w:t>
+      </w:r>
+      <w:r>
+        <w:br/>
+      </w:r>
+      <w:r>
+        <w:br/>
+      </w:r>
+    </w:p>
+    <w:p>
+      <w:r>
+        <w:br w:type="page"/>
+      </w:r>
+    </w:p>
+    <w:p>
+      <w:pPr>
+        <w:pStyle w:val="Normal"/>
+        <w:rPr>
+          <w:b w:val="0"/>
+          <w:bCs w:val="0"/>
+          <w:u w:val="none"/>
+        </w:rPr>
+      </w:pPr>
+    </w:p>
+    <w:p>
+      <w:pPr>
+        <w:pStyle w:val="Normal"/>
         <w:rPr>
           <w:b w:val="1"/>
           <w:bCs w:val="1"/>
@@ -3290,140 +3808,8 @@
           <w:szCs w:val="32"/>
           <w:u w:val="single"/>
         </w:rPr>
-        <w:t>Cloud based multiplayer games</w:t>
-      </w:r>
-      <w:r>
-        <w:rPr>
-          <w:b w:val="1"/>
-          <w:bCs w:val="1"/>
-          <w:sz w:val="32"/>
-          <w:szCs w:val="32"/>
-        </w:rPr>
-        <w:t xml:space="preserve"> </w:t>
-      </w:r>
-    </w:p>
-    <w:p>
-      <w:pPr>
-        <w:pStyle w:val="Normal"/>
-      </w:pPr>
-    </w:p>
-    <w:p>
-      <w:pPr>
-        <w:pStyle w:val="Normal"/>
-      </w:pPr>
-      <w:r>
-        <w:rPr/>
-        <w:t>Examples of Cloud-Based Multiplayer Games:</w:t>
-      </w:r>
-    </w:p>
-    <w:p>
-      <w:pPr>
-        <w:pStyle w:val="Normal"/>
-      </w:pPr>
-      <w:r>
-        <w:rPr/>
-        <w:t>Fortnite</w:t>
-      </w:r>
-    </w:p>
-    <w:p>
-      <w:pPr>
-        <w:pStyle w:val="Normal"/>
-      </w:pPr>
-      <w:r>
-        <w:rPr/>
-        <w:t>Apex Legends</w:t>
-      </w:r>
-    </w:p>
-    <w:p>
-      <w:pPr>
-        <w:pStyle w:val="Normal"/>
-      </w:pPr>
-      <w:r>
-        <w:rPr/>
-        <w:t>League of Legends (LoL)</w:t>
-      </w:r>
-    </w:p>
-    <w:p>
-      <w:pPr>
-        <w:pStyle w:val="Normal"/>
-      </w:pPr>
-      <w:r>
-        <w:rPr/>
-        <w:t>Call of Duty: Warzone</w:t>
-      </w:r>
-    </w:p>
-    <w:p>
-      <w:pPr>
-        <w:pStyle w:val="Normal"/>
-      </w:pPr>
-      <w:r>
-        <w:rPr/>
-        <w:t>Minecraft</w:t>
-      </w:r>
-    </w:p>
-    <w:p>
-      <w:pPr>
-        <w:pStyle w:val="Normal"/>
-      </w:pPr>
-      <w:r>
-        <w:rPr/>
-        <w:t>Rocket League</w:t>
-      </w:r>
-    </w:p>
-    <w:p>
-      <w:pPr>
-        <w:pStyle w:val="Normal"/>
-      </w:pPr>
-      <w:r>
-        <w:rPr/>
-        <w:t>PlayerUnknown's Battlegrounds (PUBG)</w:t>
-      </w:r>
-    </w:p>
-    <w:p>
-      <w:pPr>
-        <w:pStyle w:val="Normal"/>
-      </w:pPr>
-      <w:r>
-        <w:rPr/>
-        <w:t>Rainbow Six Siege</w:t>
-      </w:r>
-    </w:p>
-    <w:p>
-      <w:pPr>
-        <w:pStyle w:val="Normal"/>
-      </w:pPr>
-      <w:r>
-        <w:rPr/>
-        <w:t>Overwatch</w:t>
-      </w:r>
-    </w:p>
-    <w:p>
-      <w:pPr>
-        <w:pStyle w:val="Normal"/>
-      </w:pPr>
-      <w:r>
-        <w:rPr/>
-        <w:t>World of Warcraft</w:t>
-      </w:r>
-    </w:p>
-    <w:p>
-      <w:pPr>
-        <w:pStyle w:val="Normal"/>
-      </w:pPr>
-    </w:p>
-    <w:p>
-      <w:pPr>
-        <w:pStyle w:val="Normal"/>
-        <w:rPr>
-          <w:b w:val="0"/>
-          <w:bCs w:val="0"/>
-          <w:u w:val="none"/>
-        </w:rPr>
-      </w:pPr>
-    </w:p>
-    <w:p>
-      <w:pPr>
-        <w:pStyle w:val="Normal"/>
+      </w:pPr>
+      <w:r>
         <w:rPr>
           <w:b w:val="1"/>
           <w:bCs w:val="1"/>
@@ -3431,15 +3817,6 @@
           <w:szCs w:val="32"/>
           <w:u w:val="single"/>
         </w:rPr>
-      </w:pPr>
-      <w:r>
-        <w:rPr>
-          <w:b w:val="1"/>
-          <w:bCs w:val="1"/>
-          <w:sz w:val="32"/>
-          <w:szCs w:val="32"/>
-          <w:u w:val="single"/>
-        </w:rPr>
         <w:t>Future</w:t>
       </w:r>
     </w:p>
@@ -3476,7 +3853,21 @@
           <w:bCs w:val="0"/>
           <w:u w:val="none"/>
         </w:rPr>
-        <w:t xml:space="preserve">A proposed method to improve game streaming's scalability is adaptive graphics processing unit (GPU) resource scheduling. Most cloud gaming providers are using dedicated GPUs to each person playing a game. This leads to the best performance but can waste resources. With better GPU resource scheduling algorithms, if the game does not fully </w:t>
+        <w:t xml:space="preserve">A proposed method to improve game streaming's scalability is adaptive graphics processing unit (GPU) resource scheduling. Most cloud gaming providers are using dedicated GPUs to each person playing a game. </w:t>
+      </w:r>
+      <w:r>
+        <w:br/>
+      </w:r>
+      <w:r>
+        <w:br/>
+      </w:r>
+      <w:r>
+        <w:rPr>
+          <w:b w:val="0"/>
+          <w:bCs w:val="0"/>
+          <w:u w:val="none"/>
+        </w:rPr>
+        <w:t xml:space="preserve">This leads to the best performance but can waste resources. With better GPU resource scheduling algorithms, if the game does not fully </w:t>
       </w:r>
       <w:r>
         <w:rPr>
@@ -3492,7 +3883,21 @@
           <w:bCs w:val="0"/>
           <w:u w:val="none"/>
         </w:rPr>
-        <w:t xml:space="preserve"> that GPU it can be used to help run someone else’s game simultaneously. In the past, “GPU virtualization was not used due to the inferior performance of the resource scheduling algorithm</w:t>
+        <w:t xml:space="preserve"> that GPU it can be used to help run someone else’s game simultaneously. </w:t>
+      </w:r>
+      <w:r>
+        <w:br/>
+      </w:r>
+      <w:r>
+        <w:br/>
+      </w:r>
+      <w:r>
+        <w:rPr>
+          <w:b w:val="0"/>
+          <w:bCs w:val="0"/>
+          <w:u w:val="none"/>
+        </w:rPr>
+        <w:t>In the past, “GPU virtualization was not used due to the inferior performance of the resource scheduling algorithm</w:t>
       </w:r>
       <w:r>
         <w:rPr>
@@ -3574,201 +3979,32 @@
           <w:bCs w:val="0"/>
           <w:u w:val="none"/>
         </w:rPr>
-        <w:t>Algorithms could be used to help predict a player's next inputs, which could overcome the impact of latency in cloud gaming applications. Stadia's head of engineering Majd Bakar foresaw the future possibility of using such a concept to "[reduce] latency to the point where it's basically nonexistent", referring to this concept as "negative latency".</w:t>
-      </w:r>
-    </w:p>
-    <w:p>
-      <w:pPr>
-        <w:pStyle w:val="Normal"/>
-        <w:rPr>
-          <w:b w:val="0"/>
-          <w:bCs w:val="0"/>
-          <w:u w:val="none"/>
-        </w:rPr>
-      </w:pPr>
-    </w:p>
-    <w:p>
-      <w:pPr>
-        <w:pStyle w:val="Normal"/>
-        <w:rPr>
-          <w:b w:val="0"/>
-          <w:bCs w:val="0"/>
-          <w:highlight w:val="yellow"/>
-          <w:u w:val="none"/>
-        </w:rPr>
-      </w:pPr>
-      <w:r>
-        <w:rPr>
-          <w:highlight w:val="yellow"/>
-        </w:rPr>
-        <w:t>/*</w:t>
-      </w:r>
-      <w:r>
-        <w:br/>
-      </w:r>
-      <w:r>
-        <w:rPr>
-          <w:b w:val="1"/>
-          <w:bCs w:val="1"/>
-          <w:sz w:val="28"/>
-          <w:szCs w:val="28"/>
-          <w:highlight w:val="yellow"/>
-          <w:u w:val="single"/>
-        </w:rPr>
-        <w:t>Possible additions:</w:t>
-      </w:r>
-      <w:r>
-        <w:rPr>
-          <w:b w:val="1"/>
-          <w:bCs w:val="1"/>
-          <w:highlight w:val="yellow"/>
-          <w:u w:val="single"/>
-        </w:rPr>
-        <w:t xml:space="preserve"> </w:t>
-      </w:r>
-      <w:r>
-        <w:br/>
-      </w:r>
-      <w:r>
-        <w:br/>
-      </w:r>
-      <w:r>
-        <w:rPr>
-          <w:b w:val="0"/>
-          <w:bCs w:val="0"/>
-          <w:highlight w:val="yellow"/>
-          <w:u w:val="none"/>
-        </w:rPr>
-        <w:t xml:space="preserve">Stadia </w:t>
-      </w:r>
-      <w:r>
-        <w:br/>
-      </w:r>
-      <w:r>
-        <w:rPr>
-          <w:b w:val="0"/>
-          <w:bCs w:val="0"/>
-          <w:highlight w:val="yellow"/>
-          <w:u w:val="none"/>
-        </w:rPr>
-        <w:t xml:space="preserve">PS </w:t>
-      </w:r>
-      <w:r>
-        <w:br/>
-      </w:r>
-      <w:r>
-        <w:rPr>
-          <w:b w:val="0"/>
-          <w:bCs w:val="0"/>
-          <w:highlight w:val="yellow"/>
-          <w:u w:val="none"/>
-        </w:rPr>
-        <w:t xml:space="preserve">Xbox </w:t>
-      </w:r>
-      <w:r>
-        <w:br/>
-      </w:r>
-      <w:r>
-        <w:rPr>
-          <w:b w:val="0"/>
-          <w:bCs w:val="0"/>
-          <w:highlight w:val="yellow"/>
-          <w:u w:val="none"/>
-        </w:rPr>
-        <w:t xml:space="preserve">Types of services  </w:t>
-      </w:r>
-      <w:r>
-        <w:br/>
-      </w:r>
-      <w:r>
-        <w:rPr>
-          <w:b w:val="0"/>
-          <w:bCs w:val="0"/>
-          <w:highlight w:val="yellow"/>
-          <w:u w:val="none"/>
-        </w:rPr>
-        <w:t xml:space="preserve">Cloud model </w:t>
-      </w:r>
-      <w:bookmarkStart w:name="_Int_m1cPcvZ9" w:id="292255933"/>
-      <w:r>
-        <w:rPr>
-          <w:b w:val="0"/>
-          <w:bCs w:val="0"/>
-          <w:highlight w:val="yellow"/>
-          <w:u w:val="none"/>
-        </w:rPr>
-        <w:t>types</w:t>
-      </w:r>
-      <w:bookmarkEnd w:id="292255933"/>
-      <w:r>
-        <w:rPr>
-          <w:b w:val="0"/>
-          <w:bCs w:val="0"/>
-          <w:highlight w:val="yellow"/>
-          <w:u w:val="none"/>
-        </w:rPr>
-        <w:t xml:space="preserve"> </w:t>
-      </w:r>
-      <w:r>
-        <w:br/>
-      </w:r>
-      <w:r>
-        <w:rPr>
-          <w:b w:val="0"/>
-          <w:bCs w:val="0"/>
-          <w:highlight w:val="yellow"/>
-          <w:u w:val="none"/>
-        </w:rPr>
-        <w:t xml:space="preserve">Cloud Security  </w:t>
-      </w:r>
-      <w:r>
-        <w:br/>
-      </w:r>
-      <w:r>
-        <w:rPr>
-          <w:b w:val="0"/>
-          <w:bCs w:val="0"/>
-          <w:highlight w:val="yellow"/>
-          <w:u w:val="none"/>
-        </w:rPr>
-        <w:t>Cloud Sustainability</w:t>
-      </w:r>
-      <w:r>
-        <w:rPr>
-          <w:b w:val="0"/>
-          <w:bCs w:val="0"/>
-          <w:u w:val="none"/>
-        </w:rPr>
-        <w:t xml:space="preserve">  </w:t>
-      </w:r>
-    </w:p>
-    <w:p>
-      <w:pPr>
-        <w:pStyle w:val="Normal"/>
-        <w:rPr>
-          <w:b w:val="0"/>
-          <w:bCs w:val="0"/>
-          <w:highlight w:val="yellow"/>
-          <w:u w:val="none"/>
-        </w:rPr>
-      </w:pPr>
-      <w:r>
-        <w:rPr>
-          <w:b w:val="0"/>
-          <w:bCs w:val="0"/>
-          <w:highlight w:val="yellow"/>
-          <w:u w:val="none"/>
-        </w:rPr>
-        <w:t>*/</w:t>
-      </w:r>
-      <w:r>
-        <w:rPr>
-          <w:b w:val="0"/>
-          <w:bCs w:val="0"/>
-          <w:u w:val="none"/>
-        </w:rPr>
-        <w:t xml:space="preserve"> </w:t>
-      </w:r>
+        <w:t xml:space="preserve">Algorithms could be used to help predict a player's next inputs, which could overcome the impact of latency in cloud gaming applications. </w:t>
+      </w:r>
+      <w:r>
+        <w:br/>
+      </w:r>
+      <w:r>
+        <w:br/>
+      </w:r>
+      <w:r>
+        <w:rPr>
+          <w:b w:val="0"/>
+          <w:bCs w:val="0"/>
+          <w:u w:val="none"/>
+        </w:rPr>
+        <w:t>Stadia's head of engineering Majd Bakar foresaw the future possibility of using such a concept to "[reduce] latency to the point where it's basically nonexistent", referring to this concept as "negative latency".</w:t>
+      </w:r>
+    </w:p>
+    <w:p>
+      <w:pPr>
+        <w:pStyle w:val="Normal"/>
+        <w:rPr>
+          <w:b w:val="0"/>
+          <w:bCs w:val="0"/>
+          <w:u w:val="none"/>
+        </w:rPr>
+      </w:pPr>
     </w:p>
     <w:p>
       <w:pPr>
